--- a/Pharmacology I Exam 2/pharm-exam-2-study-guide.docx
+++ b/Pharmacology I Exam 2/pharm-exam-2-study-guide.docx
@@ -314,7 +314,7 @@
                 <w:b w:val="0"/>
                 <w:i w:val="0"/>
               </w:rPr>
-              <w:t xml:space="preserve"> in this exam — ophthalmic drugs, then ear, nose and throat, and then the cardiovascular block. Only Lecture 4 has been delivered, so this guide has one section and will grow. It says so rather than implying the exam is covered.</w:t>
+              <w:t xml:space="preserve"> in this exam — ophthalmic drugs, then ear, nose and throat, and then the cardiovascular block. Lectures 4 to 7 have been delivered and Lecture 8 has not. This guide covers Lecture 4 only: Lecture 5 (ear, nose and throat drugs) is covered by its quizzes, and the guide sections for Lectures 5 to 8 are still to come.</w:t>
             </w:r>
           </w:p>
         </w:tc>
@@ -630,7 +630,7 @@
                 <w:sz w:val="20"/>
                 <w:highlight w:val="yellow"/>
               </w:rPr>
-              <w:t>The indications table</w:t>
+              <w:t>That one table of overlapping indications</w:t>
             </w:r>
             <w:r>
               <w:rPr>
@@ -648,6 +648,30 @@
               </w:rPr>
               <w:t>“Don’t worry so much about indications for use… a lot of them have a lot of crossover.”</w:t>
             </w:r>
+            <w:r>
+              <w:rPr>
+                <w:b w:val="0"/>
+                <w:i w:val="0"/>
+                <w:sz w:val="20"/>
+              </w:rPr>
+              <w:t xml:space="preserve"> This is about the antibiotic table specifically. What each agent is </w:t>
+            </w:r>
+            <w:r>
+              <w:rPr>
+                <w:b/>
+                <w:i w:val="0"/>
+                <w:sz w:val="20"/>
+              </w:rPr>
+              <w:t>for</w:t>
+            </w:r>
+            <w:r>
+              <w:rPr>
+                <w:b w:val="0"/>
+                <w:i w:val="0"/>
+                <w:sz w:val="20"/>
+              </w:rPr>
+              <w:t xml:space="preserve"> is still examinable.</w:t>
+            </w:r>
           </w:p>
           <w:p>
             <w:pPr>
@@ -661,7 +685,7 @@
                 <w:sz w:val="20"/>
                 <w:highlight w:val="yellow"/>
               </w:rPr>
-              <w:t>Which agent causes which adverse effect</w:t>
+              <w:t>Which agent causes the GENERIC irritation</w:t>
             </w:r>
             <w:r>
               <w:rPr>
@@ -678,6 +702,14 @@
                 <w:sz w:val="20"/>
               </w:rPr>
               <w:t>“don’t memorize which ones cause eye irritation or hypersensitivity. Any of these can do that.”</w:t>
+            </w:r>
+            <w:r>
+              <w:rPr>
+                <w:b w:val="0"/>
+                <w:i w:val="0"/>
+                <w:sz w:val="20"/>
+              </w:rPr>
+              <w:t xml:space="preserve"> The adverse effects that name one drug and no other — ciprofloxacin’s white precipitate, the bitter taste of the carbonic anhydrase inhibitors, iris colour change with the prostaglandins — are examinable.</w:t>
             </w:r>
           </w:p>
           <w:p>

--- a/Pharmacology I Exam 2/pharm-exam-2-study-guide.docx
+++ b/Pharmacology I Exam 2/pharm-exam-2-study-guide.docx
@@ -470,7 +470,7 @@
                 <w:b w:val="0"/>
                 <w:i w:val="0"/>
               </w:rPr>
-              <w:t xml:space="preserve">, so when the drug stops there are fewer left for naturally occurring noradrenaline and adrenaline to bind — and the vessels </w:t>
+              <w:t xml:space="preserve">, so when the drug stops there are fewer left for naturally occurring norepinephrine and epinephrine to bind — and the vessels </w:t>
             </w:r>
             <w:r>
               <w:rPr>
@@ -3311,7 +3311,7 @@
           <w:b w:val="0"/>
           <w:i w:val="0"/>
         </w:rPr>
-        <w:t xml:space="preserve"> come in two flavours with the same endpoint. </w:t>
+        <w:t xml:space="preserve"> come in two flavors with the same endpoint. </w:t>
       </w:r>
       <w:r>
         <w:rPr>

--- a/Pharmacology I Exam 2/pharm-exam-2-study-guide.docx
+++ b/Pharmacology I Exam 2/pharm-exam-2-study-guide.docx
@@ -1196,6 +1196,62 @@
     </w:p>
     <w:p>
       <w:pPr>
+        <w:spacing w:after="120"/>
+      </w:pPr>
+      <w:r>
+        <w:rPr>
+          <w:b w:val="0"/>
+          <w:i w:val="0"/>
+        </w:rPr>
+        <w:t>Also tested</w:t>
+      </w:r>
+    </w:p>
+    <w:p>
+      <w:pPr>
+        <w:pStyle w:val="ListBullet"/>
+        <w:spacing w:after="40"/>
+      </w:pPr>
+      <w:r>
+        <w:rPr>
+          <w:b/>
+          <w:i w:val="0"/>
+          <w:sz w:val="20"/>
+        </w:rPr>
+        <w:t>Prodrugs in the eye.</w:t>
+      </w:r>
+      <w:r>
+        <w:rPr>
+          <w:b w:val="0"/>
+          <w:i w:val="0"/>
+          <w:sz w:val="20"/>
+        </w:rPr>
+        <w:t xml:space="preserve"> The eye metabolizes some drugs, which is exploited deliberately: dipivefrin becomes epinephrine and latanoprost becomes prostaglandin F2-alpha once inside.</w:t>
+      </w:r>
+    </w:p>
+    <w:p>
+      <w:pPr>
+        <w:pStyle w:val="ListBullet"/>
+        <w:spacing w:after="40"/>
+      </w:pPr>
+      <w:r>
+        <w:rPr>
+          <w:b/>
+          <w:i w:val="0"/>
+          <w:sz w:val="20"/>
+        </w:rPr>
+        <w:t>Blocking the tear ducts.</w:t>
+      </w:r>
+      <w:r>
+        <w:rPr>
+          <w:b w:val="0"/>
+          <w:i w:val="0"/>
+          <w:sz w:val="20"/>
+        </w:rPr>
+        <w:t xml:space="preserve"> Silicone plugs or cautery increase absorption because it stops the drop draining away; nasolacrimal drainage removes drug from the eye and sends it systemically.</w:t>
+      </w:r>
+    </w:p>
+    <w:p>
+      <w:pPr>
         <w:pStyle w:val="Heading2"/>
         <w:spacing w:before="200" w:after="100"/>
       </w:pPr>
@@ -1697,6 +1753,292 @@
     </w:p>
     <w:p>
       <w:pPr>
+        <w:spacing w:after="120"/>
+      </w:pPr>
+      <w:r>
+        <w:rPr>
+          <w:b w:val="0"/>
+          <w:i w:val="0"/>
+        </w:rPr>
+        <w:t>Also tested</w:t>
+      </w:r>
+    </w:p>
+    <w:p>
+      <w:pPr>
+        <w:pStyle w:val="ListBullet"/>
+        <w:spacing w:after="40"/>
+      </w:pPr>
+      <w:r>
+        <w:rPr>
+          <w:b/>
+          <w:i w:val="0"/>
+          <w:sz w:val="20"/>
+        </w:rPr>
+        <w:t>Changing spectrum of ocular infection.</w:t>
+      </w:r>
+      <w:r>
+        <w:rPr>
+          <w:b w:val="0"/>
+          <w:i w:val="0"/>
+          <w:sz w:val="20"/>
+        </w:rPr>
+        <w:t xml:space="preserve"> The spectrum is not fixed; for example, </w:t>
+      </w:r>
+      <w:r>
+        <w:rPr>
+          <w:b w:val="0"/>
+          <w:i/>
+          <w:sz w:val="20"/>
+        </w:rPr>
+        <w:t>Haemophilus influenzae</w:t>
+      </w:r>
+      <w:r>
+        <w:rPr>
+          <w:b w:val="0"/>
+          <w:i w:val="0"/>
+          <w:sz w:val="20"/>
+        </w:rPr>
+        <w:t xml:space="preserve"> fell after vaccination was introduced, which changes what empiric therapy has to cover.</w:t>
+      </w:r>
+    </w:p>
+    <w:p>
+      <w:pPr>
+        <w:pStyle w:val="ListBullet"/>
+        <w:spacing w:after="40"/>
+      </w:pPr>
+      <w:r>
+        <w:rPr>
+          <w:b/>
+          <w:i w:val="0"/>
+          <w:sz w:val="20"/>
+        </w:rPr>
+        <w:t>Bacterial conjunctivitis in contact lens wearers.</w:t>
+      </w:r>
+      <w:r>
+        <w:rPr>
+          <w:b w:val="0"/>
+          <w:i w:val="0"/>
+          <w:sz w:val="20"/>
+        </w:rPr>
+        <w:t xml:space="preserve"> With keratitis ruled out, a fluoroquinolone is preferred for Pseudomonas cover, since contact lens use raises the risk of </w:t>
+      </w:r>
+      <w:r>
+        <w:rPr>
+          <w:b w:val="0"/>
+          <w:i/>
+          <w:sz w:val="20"/>
+        </w:rPr>
+        <w:t>Pseudomonas aeruginosa</w:t>
+      </w:r>
+      <w:r>
+        <w:rPr>
+          <w:b w:val="0"/>
+          <w:i w:val="0"/>
+          <w:sz w:val="20"/>
+        </w:rPr>
+        <w:t>, a gram-negative rod. Fluoroquinolones are also preferred for corneal ulcers for the same reason.</w:t>
+      </w:r>
+    </w:p>
+    <w:p>
+      <w:pPr>
+        <w:pStyle w:val="ListBullet"/>
+        <w:spacing w:after="40"/>
+      </w:pPr>
+      <w:r>
+        <w:rPr>
+          <w:b/>
+          <w:i w:val="0"/>
+          <w:sz w:val="20"/>
+        </w:rPr>
+        <w:t>Aminoglycoside mechanism.</w:t>
+      </w:r>
+      <w:r>
+        <w:rPr>
+          <w:b w:val="0"/>
+          <w:i w:val="0"/>
+          <w:sz w:val="20"/>
+        </w:rPr>
+        <w:t xml:space="preserve"> Aminoglycosides such as gentamicin bind the 30S subunit to interfere with protein synthesis. Their ocular risk is corneal ulceration and reactive keratoconjunctivitis after several days.</w:t>
+      </w:r>
+    </w:p>
+    <w:p>
+      <w:pPr>
+        <w:pStyle w:val="ListBullet"/>
+        <w:spacing w:after="40"/>
+      </w:pPr>
+      <w:r>
+        <w:rPr>
+          <w:b/>
+          <w:i w:val="0"/>
+          <w:sz w:val="20"/>
+        </w:rPr>
+        <w:t>Fluoroquinolone mechanism.</w:t>
+      </w:r>
+      <w:r>
+        <w:rPr>
+          <w:b w:val="0"/>
+          <w:i w:val="0"/>
+          <w:sz w:val="20"/>
+        </w:rPr>
+        <w:t xml:space="preserve"> Fluoroquinolones such as moxifloxacin inhibit DNA gyrase and topoisomerase IV, so supercoiled DNA cannot relax and the double strand breaks.</w:t>
+      </w:r>
+    </w:p>
+    <w:p>
+      <w:pPr>
+        <w:pStyle w:val="ListBullet"/>
+        <w:spacing w:after="40"/>
+      </w:pPr>
+      <w:r>
+        <w:rPr>
+          <w:b/>
+          <w:i w:val="0"/>
+          <w:sz w:val="20"/>
+        </w:rPr>
+        <w:t>Ophthalmic antibiotic for corneal ulcers.</w:t>
+      </w:r>
+      <w:r>
+        <w:rPr>
+          <w:b w:val="0"/>
+          <w:i w:val="0"/>
+          <w:sz w:val="20"/>
+        </w:rPr>
+        <w:t xml:space="preserve"> Fluoroquinolones such as moxifloxacin are preferred for corneal ulcers or suspected Pseudomonas aeruginosa, though they are expensive and resistance is emerging.</w:t>
+      </w:r>
+    </w:p>
+    <w:p>
+      <w:pPr>
+        <w:pStyle w:val="ListBullet"/>
+        <w:spacing w:after="40"/>
+      </w:pPr>
+      <w:r>
+        <w:rPr>
+          <w:b/>
+          <w:i w:val="0"/>
+          <w:sz w:val="20"/>
+        </w:rPr>
+        <w:t>Aminoglycoside-specific ocular risk.</w:t>
+      </w:r>
+      <w:r>
+        <w:rPr>
+          <w:b w:val="0"/>
+          <w:i w:val="0"/>
+          <w:sz w:val="20"/>
+        </w:rPr>
+        <w:t xml:space="preserve"> Aminoglycosides such as tobramycin carry a risk of corneal ulceration and reactive keratoconjunctivitis after several days of use.</w:t>
+      </w:r>
+    </w:p>
+    <w:p>
+      <w:pPr>
+        <w:pStyle w:val="ListBullet"/>
+        <w:spacing w:after="40"/>
+      </w:pPr>
+      <w:r>
+        <w:rPr>
+          <w:b/>
+          <w:i w:val="0"/>
+          <w:sz w:val="20"/>
+        </w:rPr>
+        <w:t>Fluoroquinolone taste.</w:t>
+      </w:r>
+      <w:r>
+        <w:rPr>
+          <w:b w:val="0"/>
+          <w:i w:val="0"/>
+          <w:sz w:val="20"/>
+        </w:rPr>
+        <w:t xml:space="preserve"> Fluoroquinolones such as levofloxacin can cause an unpleasant taste after instillation, reflecting nasolacrimal drainage carrying drug to the throat.</w:t>
+      </w:r>
+    </w:p>
+    <w:p>
+      <w:pPr>
+        <w:pStyle w:val="ListBullet"/>
+        <w:spacing w:after="40"/>
+      </w:pPr>
+      <w:r>
+        <w:rPr>
+          <w:b/>
+          <w:i w:val="0"/>
+          <w:sz w:val="20"/>
+        </w:rPr>
+        <w:t>Fluoroquinolone for contact lens wearers.</w:t>
+      </w:r>
+      <w:r>
+        <w:rPr>
+          <w:b w:val="0"/>
+          <w:i w:val="0"/>
+          <w:sz w:val="20"/>
+        </w:rPr>
+        <w:t xml:space="preserve"> A fluoroquinolone is chosen for purulent conjunctivitis in a contact lens wearer once keratitis is excluded, because lens wearers are at high risk for Pseudomonas. The same class is preferred for corneal ulcers.</w:t>
+      </w:r>
+    </w:p>
+    <w:p>
+      <w:pPr>
+        <w:pStyle w:val="ListBullet"/>
+        <w:spacing w:after="40"/>
+      </w:pPr>
+      <w:r>
+        <w:rPr>
+          <w:b/>
+          <w:i w:val="0"/>
+          <w:sz w:val="20"/>
+        </w:rPr>
+        <w:t>Macrolide mechanism.</w:t>
+      </w:r>
+      <w:r>
+        <w:rPr>
+          <w:b w:val="0"/>
+          <w:i w:val="0"/>
+          <w:sz w:val="20"/>
+        </w:rPr>
+        <w:t xml:space="preserve"> Erythromycin ointment and azithromycin solution act by inhibition of protein synthesis at the 50S ribosomal subunit, blocking transpeptidation so RNA-dependent protein synthesis stops.</w:t>
+      </w:r>
+    </w:p>
+    <w:p>
+      <w:pPr>
+        <w:pStyle w:val="ListBullet"/>
+        <w:spacing w:after="40"/>
+      </w:pPr>
+      <w:r>
+        <w:rPr>
+          <w:b/>
+          <w:i w:val="0"/>
+          <w:sz w:val="20"/>
+        </w:rPr>
+        <w:t>Goal in infectious conjunctivitis.</w:t>
+      </w:r>
+      <w:r>
+        <w:rPr>
+          <w:b w:val="0"/>
+          <w:i w:val="0"/>
+          <w:sz w:val="20"/>
+        </w:rPr>
+        <w:t xml:space="preserve"> Treatment aims to eradicate the infection and prevent long-term complications.</w:t>
+      </w:r>
+    </w:p>
+    <w:p>
+      <w:pPr>
+        <w:pStyle w:val="ListBullet"/>
+        <w:spacing w:after="40"/>
+      </w:pPr>
+      <w:r>
+        <w:rPr>
+          <w:b/>
+          <w:i w:val="0"/>
+          <w:sz w:val="20"/>
+        </w:rPr>
+        <w:t>Topical ocular antibiotics.</w:t>
+      </w:r>
+      <w:r>
+        <w:rPr>
+          <w:b w:val="0"/>
+          <w:i w:val="0"/>
+          <w:sz w:val="20"/>
+        </w:rPr>
+        <w:t xml:space="preserve"> They give very high local concentrations at the eye that an intravenous drug cannot, but more involved infection still needs systemic therapy.</w:t>
+      </w:r>
+    </w:p>
+    <w:p>
+      <w:pPr>
         <w:pStyle w:val="Heading2"/>
         <w:spacing w:before="200" w:after="100"/>
       </w:pPr>
@@ -1941,6 +2283,128 @@
     </w:p>
     <w:p>
       <w:pPr>
+        <w:spacing w:after="120"/>
+      </w:pPr>
+      <w:r>
+        <w:rPr>
+          <w:b w:val="0"/>
+          <w:i w:val="0"/>
+        </w:rPr>
+        <w:t>Also tested</w:t>
+      </w:r>
+    </w:p>
+    <w:p>
+      <w:pPr>
+        <w:pStyle w:val="ListBullet"/>
+        <w:spacing w:after="40"/>
+      </w:pPr>
+      <w:r>
+        <w:rPr>
+          <w:b/>
+          <w:i w:val="0"/>
+          <w:sz w:val="20"/>
+        </w:rPr>
+        <w:t>Adenoviral conjunctivitis.</w:t>
+      </w:r>
+      <w:r>
+        <w:rPr>
+          <w:b w:val="0"/>
+          <w:i w:val="0"/>
+          <w:sz w:val="20"/>
+        </w:rPr>
+        <w:t xml:space="preserve"> No antiviral is indicated; it runs its own course and irritation is relieved. The ocular antivirals exist for keratitis, herpes zoster ophthalmicus and retinitis.</w:t>
+      </w:r>
+    </w:p>
+    <w:p>
+      <w:pPr>
+        <w:pStyle w:val="ListBullet"/>
+        <w:spacing w:after="40"/>
+      </w:pPr>
+      <w:r>
+        <w:rPr>
+          <w:b/>
+          <w:i w:val="0"/>
+          <w:sz w:val="20"/>
+        </w:rPr>
+        <w:t>Risk factors for ophthalmic fungal infection.</w:t>
+      </w:r>
+      <w:r>
+        <w:rPr>
+          <w:b w:val="0"/>
+          <w:i w:val="0"/>
+          <w:sz w:val="20"/>
+        </w:rPr>
+        <w:t xml:space="preserve"> These are trauma, chronic ocular surface disease, contact lens wear and immunosuppression; topical corticosteroid use counts as immunosuppression and is the one a clinician can introduce by prescribing.</w:t>
+      </w:r>
+    </w:p>
+    <w:p>
+      <w:pPr>
+        <w:pStyle w:val="ListBullet"/>
+        <w:spacing w:after="40"/>
+      </w:pPr>
+      <w:r>
+        <w:rPr>
+          <w:b/>
+          <w:i w:val="0"/>
+          <w:sz w:val="20"/>
+        </w:rPr>
+        <w:t>Trifluridine adverse effect.</w:t>
+      </w:r>
+      <w:r>
+        <w:rPr>
+          <w:b w:val="0"/>
+          <w:i w:val="0"/>
+          <w:sz w:val="20"/>
+        </w:rPr>
+        <w:t xml:space="preserve"> Beyond ocular irritation, trifluridine specifically causes punctate keratopathy.</w:t>
+      </w:r>
+    </w:p>
+    <w:p>
+      <w:pPr>
+        <w:pStyle w:val="ListBullet"/>
+        <w:spacing w:after="40"/>
+      </w:pPr>
+      <w:r>
+        <w:rPr>
+          <w:b/>
+          <w:i w:val="0"/>
+          <w:sz w:val="20"/>
+        </w:rPr>
+        <w:t>Adenoviral conjunctivitis.</w:t>
+      </w:r>
+      <w:r>
+        <w:rPr>
+          <w:b w:val="0"/>
+          <w:i w:val="0"/>
+          <w:sz w:val="20"/>
+        </w:rPr>
+        <w:t xml:space="preserve"> There is no antiviral for it; it runs a self-limited course and is treated with symptomatic relief of irritation.</w:t>
+      </w:r>
+    </w:p>
+    <w:p>
+      <w:pPr>
+        <w:pStyle w:val="ListBullet"/>
+        <w:spacing w:after="40"/>
+      </w:pPr>
+      <w:r>
+        <w:rPr>
+          <w:b/>
+          <w:i w:val="0"/>
+          <w:sz w:val="20"/>
+        </w:rPr>
+        <w:t>Fungal corneal infiltrate risk.</w:t>
+      </w:r>
+      <w:r>
+        <w:rPr>
+          <w:b w:val="0"/>
+          <w:i w:val="0"/>
+          <w:sz w:val="20"/>
+        </w:rPr>
+        <w:t xml:space="preserve"> Long-term topical steroid use most raises the risk; immunosuppression, including topical steroids, sits alongside trauma, chronic surface disease and contact lens wear.</w:t>
+      </w:r>
+    </w:p>
+    <w:p>
+      <w:pPr>
         <w:pStyle w:val="Heading2"/>
         <w:spacing w:before="200" w:after="100"/>
       </w:pPr>
@@ -2174,6 +2638,194 @@
           <w:i w:val="0"/>
         </w:rPr>
         <w:t>. That is why an accidental ingestion in a toddler causes central nervous system depression, bradycardia and apnea rather than the hypertension you might expect — and it is the same central alpha-2 effect that contraindicates brimonidine under two years.</w:t>
+      </w:r>
+    </w:p>
+    <w:p>
+      <w:pPr>
+        <w:spacing w:after="120"/>
+      </w:pPr>
+      <w:r>
+        <w:rPr>
+          <w:b w:val="0"/>
+          <w:i w:val="0"/>
+        </w:rPr>
+        <w:t>Also tested</w:t>
+      </w:r>
+    </w:p>
+    <w:p>
+      <w:pPr>
+        <w:pStyle w:val="ListBullet"/>
+        <w:spacing w:after="40"/>
+      </w:pPr>
+      <w:r>
+        <w:rPr>
+          <w:b/>
+          <w:i w:val="0"/>
+          <w:sz w:val="20"/>
+        </w:rPr>
+        <w:t>Over-the-counter ocular antihistamine.</w:t>
+      </w:r>
+      <w:r>
+        <w:rPr>
+          <w:b w:val="0"/>
+          <w:i w:val="0"/>
+          <w:sz w:val="20"/>
+        </w:rPr>
+        <w:t xml:space="preserve"> Ketotifen is an ocular antihistamine available over the counter.</w:t>
+      </w:r>
+    </w:p>
+    <w:p>
+      <w:pPr>
+        <w:pStyle w:val="ListBullet"/>
+        <w:spacing w:after="40"/>
+      </w:pPr>
+      <w:r>
+        <w:rPr>
+          <w:b/>
+          <w:i w:val="0"/>
+          <w:sz w:val="20"/>
+        </w:rPr>
+        <w:t>Over-the-counter ophthalmic antihistamine.</w:t>
+      </w:r>
+      <w:r>
+        <w:rPr>
+          <w:b w:val="0"/>
+          <w:i w:val="0"/>
+          <w:sz w:val="20"/>
+        </w:rPr>
+        <w:t xml:space="preserve"> Ketotifen is the over-the-counter agent among the ophthalmic antihistamines.</w:t>
+      </w:r>
+    </w:p>
+    <w:p>
+      <w:pPr>
+        <w:pStyle w:val="ListBullet"/>
+        <w:spacing w:after="40"/>
+      </w:pPr>
+      <w:r>
+        <w:rPr>
+          <w:b/>
+          <w:i w:val="0"/>
+          <w:sz w:val="20"/>
+        </w:rPr>
+        <w:t>Ophthalmic antihistamines.</w:t>
+      </w:r>
+      <w:r>
+        <w:rPr>
+          <w:b w:val="0"/>
+          <w:i w:val="0"/>
+          <w:sz w:val="20"/>
+        </w:rPr>
+        <w:t xml:space="preserve"> Agents such as olopatadine have an onset within minutes, are dosed once or twice daily, and are typically preferred over mast cell stabilizers for ocular allergy.</w:t>
+      </w:r>
+    </w:p>
+    <w:p>
+      <w:pPr>
+        <w:pStyle w:val="ListBullet"/>
+        <w:spacing w:after="40"/>
+      </w:pPr>
+      <w:r>
+        <w:rPr>
+          <w:b/>
+          <w:i w:val="0"/>
+          <w:sz w:val="20"/>
+        </w:rPr>
+        <w:t>Antihistamine onset.</w:t>
+      </w:r>
+      <w:r>
+        <w:rPr>
+          <w:b w:val="0"/>
+          <w:i w:val="0"/>
+          <w:sz w:val="20"/>
+        </w:rPr>
+        <w:t xml:space="preserve"> An ophthalmic antihistamine acts within minutes, with fast onset but slower time to full efficacy. Allow two weeks to judge the full effect.</w:t>
+      </w:r>
+    </w:p>
+    <w:p>
+      <w:pPr>
+        <w:pStyle w:val="ListBullet"/>
+        <w:spacing w:after="40"/>
+      </w:pPr>
+      <w:r>
+        <w:rPr>
+          <w:b/>
+          <w:i w:val="0"/>
+          <w:sz w:val="20"/>
+        </w:rPr>
+        <w:t>Seasonal itchy, watery eyes.</w:t>
+      </w:r>
+      <w:r>
+        <w:rPr>
+          <w:b w:val="0"/>
+          <w:i w:val="0"/>
+          <w:sz w:val="20"/>
+        </w:rPr>
+        <w:t xml:space="preserve"> An ophthalmic antihistamine works within minutes and is typically preferred over mast cell stabilizers. Allow two weeks to judge full efficacy.</w:t>
+      </w:r>
+    </w:p>
+    <w:p>
+      <w:pPr>
+        <w:pStyle w:val="ListBullet"/>
+        <w:spacing w:after="40"/>
+      </w:pPr>
+      <w:r>
+        <w:rPr>
+          <w:b/>
+          <w:i w:val="0"/>
+          <w:sz w:val="20"/>
+        </w:rPr>
+        <w:t>Ocular H1 agents.</w:t>
+      </w:r>
+      <w:r>
+        <w:rPr>
+          <w:b w:val="0"/>
+          <w:i w:val="0"/>
+          <w:sz w:val="20"/>
+        </w:rPr>
+        <w:t xml:space="preserve"> They are not true antagonists but inverse agonists, still competing with histamine, so the effect depends on relative concentrations.</w:t>
+      </w:r>
+    </w:p>
+    <w:p>
+      <w:pPr>
+        <w:pStyle w:val="ListBullet"/>
+        <w:spacing w:after="40"/>
+      </w:pPr>
+      <w:r>
+        <w:rPr>
+          <w:b/>
+          <w:i w:val="0"/>
+          <w:sz w:val="20"/>
+        </w:rPr>
+        <w:t>Ocular antihistamine adverse effects.</w:t>
+      </w:r>
+      <w:r>
+        <w:rPr>
+          <w:b w:val="0"/>
+          <w:i w:val="0"/>
+          <w:sz w:val="20"/>
+        </w:rPr>
+        <w:t xml:space="preserve"> Along with irritation and headache, they cause increased ocular dryness, worth mentioning to a patient who already has dry eyes.</w:t>
+      </w:r>
+    </w:p>
+    <w:p>
+      <w:pPr>
+        <w:pStyle w:val="ListBullet"/>
+        <w:spacing w:after="40"/>
+      </w:pPr>
+      <w:r>
+        <w:rPr>
+          <w:b/>
+          <w:i w:val="0"/>
+          <w:sz w:val="20"/>
+        </w:rPr>
+        <w:t>Mast cell stabilizers.</w:t>
+      </w:r>
+      <w:r>
+        <w:rPr>
+          <w:b w:val="0"/>
+          <w:i w:val="0"/>
+          <w:sz w:val="20"/>
+        </w:rPr>
+        <w:t xml:space="preserve"> They are most useful in predictable seasonal allergy when the patient is intolerant of alternatives; their weaknesses are 5 to 14 days to full effect and often four times daily dosing.</w:t>
       </w:r>
     </w:p>
     <w:p>
@@ -2566,6 +3218,128 @@
     </w:p>
     <w:p>
       <w:pPr>
+        <w:spacing w:after="120"/>
+      </w:pPr>
+      <w:r>
+        <w:rPr>
+          <w:b w:val="0"/>
+          <w:i w:val="0"/>
+        </w:rPr>
+        <w:t>Also tested</w:t>
+      </w:r>
+    </w:p>
+    <w:p>
+      <w:pPr>
+        <w:pStyle w:val="ListBullet"/>
+        <w:spacing w:after="40"/>
+      </w:pPr>
+      <w:r>
+        <w:rPr>
+          <w:b/>
+          <w:i w:val="0"/>
+          <w:sz w:val="20"/>
+        </w:rPr>
+        <w:t>Cyclosporine drops counseling.</w:t>
+      </w:r>
+      <w:r>
+        <w:rPr>
+          <w:b w:val="0"/>
+          <w:i w:val="0"/>
+          <w:sz w:val="20"/>
+        </w:rPr>
+        <w:t xml:space="preserve"> Warn patients about ocular burning, which occurs in roughly seventeen percent (about one in six), along with foreign body sensation and blurred vision; warning up front helps keep patients on a drug that takes time to work.</w:t>
+      </w:r>
+    </w:p>
+    <w:p>
+      <w:pPr>
+        <w:pStyle w:val="ListBullet"/>
+        <w:spacing w:after="40"/>
+      </w:pPr>
+      <w:r>
+        <w:rPr>
+          <w:b/>
+          <w:i w:val="0"/>
+          <w:sz w:val="20"/>
+        </w:rPr>
+        <w:t>Glucocorticoids in the late-phase allergic reaction.</w:t>
+      </w:r>
+      <w:r>
+        <w:rPr>
+          <w:b w:val="0"/>
+          <w:i w:val="0"/>
+          <w:sz w:val="20"/>
+        </w:rPr>
+        <w:t xml:space="preserve"> Glucocorticoids such as prednisolone suppress the late phase by inhibiting phospholipase A2, cutting off arachidonic acid derived mediators at source. They also inhibit fibrin and collagen deposition, reducing scar formation.</w:t>
+      </w:r>
+    </w:p>
+    <w:p>
+      <w:pPr>
+        <w:pStyle w:val="ListBullet"/>
+        <w:spacing w:after="40"/>
+      </w:pPr>
+      <w:r>
+        <w:rPr>
+          <w:b/>
+          <w:i w:val="0"/>
+          <w:sz w:val="20"/>
+        </w:rPr>
+        <w:t>Cyclosporine drops for dry eye.</w:t>
+      </w:r>
+      <w:r>
+        <w:rPr>
+          <w:b w:val="0"/>
+          <w:i w:val="0"/>
+          <w:sz w:val="20"/>
+        </w:rPr>
+        <w:t xml:space="preserve"> Beyond tear substitutes, cyclosporine drops are indicated for chronic dry eye with inflammation. They inhibit interleukin 2 production, reduce lacrimal inflammatory markers and raise tear production. Ocular burning is the commonest complaint.</w:t>
+      </w:r>
+    </w:p>
+    <w:p>
+      <w:pPr>
+        <w:pStyle w:val="ListBullet"/>
+        <w:spacing w:after="40"/>
+      </w:pPr>
+      <w:r>
+        <w:rPr>
+          <w:b/>
+          <w:i w:val="0"/>
+          <w:sz w:val="20"/>
+        </w:rPr>
+        <w:t>Ocular nonsteroidal anti-inflammatory drugs in glaucoma.</w:t>
+      </w:r>
+      <w:r>
+        <w:rPr>
+          <w:b w:val="0"/>
+          <w:i w:val="0"/>
+          <w:sz w:val="20"/>
+        </w:rPr>
+        <w:t xml:space="preserve"> The adverse effect that matters most is a rise in intraocular pressure, which could undo glaucoma control; lacrimation, keratitis and irritation are the nuisance effects.</w:t>
+      </w:r>
+    </w:p>
+    <w:p>
+      <w:pPr>
+        <w:pStyle w:val="ListBullet"/>
+        <w:spacing w:after="40"/>
+      </w:pPr>
+      <w:r>
+        <w:rPr>
+          <w:b/>
+          <w:i w:val="0"/>
+          <w:sz w:val="20"/>
+        </w:rPr>
+        <w:t>Ocular nonsteroidals and glaucoma.</w:t>
+      </w:r>
+      <w:r>
+        <w:rPr>
+          <w:b w:val="0"/>
+          <w:i w:val="0"/>
+          <w:sz w:val="20"/>
+        </w:rPr>
+        <w:t xml:space="preserve"> A rise in intraocular pressure matters most in a patient watched for glaucoma, because the drug given for inflammation pushes the very pressure that glaucoma treatment exists to lower.</w:t>
+      </w:r>
+    </w:p>
+    <w:p>
+      <w:pPr>
         <w:pStyle w:val="Heading2"/>
         <w:spacing w:before="200" w:after="100"/>
       </w:pPr>
@@ -3222,6 +3996,260 @@
     </w:p>
     <w:p>
       <w:pPr>
+        <w:spacing w:after="120"/>
+      </w:pPr>
+      <w:r>
+        <w:rPr>
+          <w:b w:val="0"/>
+          <w:i w:val="0"/>
+        </w:rPr>
+        <w:t>Also tested</w:t>
+      </w:r>
+    </w:p>
+    <w:p>
+      <w:pPr>
+        <w:pStyle w:val="ListBullet"/>
+        <w:spacing w:after="40"/>
+      </w:pPr>
+      <w:r>
+        <w:rPr>
+          <w:b/>
+          <w:i w:val="0"/>
+          <w:sz w:val="20"/>
+        </w:rPr>
+        <w:t>Dorzolamide local effects.</w:t>
+      </w:r>
+      <w:r>
+        <w:rPr>
+          <w:b w:val="0"/>
+          <w:i w:val="0"/>
+          <w:sz w:val="20"/>
+        </w:rPr>
+        <w:t xml:space="preserve"> Bitter taste (about a quarter of patients) and stinging on instillation (about a third) are both common with this class. Warning patients in advance improves adherence.</w:t>
+      </w:r>
+    </w:p>
+    <w:p>
+      <w:pPr>
+        <w:pStyle w:val="ListBullet"/>
+        <w:spacing w:after="40"/>
+      </w:pPr>
+      <w:r>
+        <w:rPr>
+          <w:b/>
+          <w:i w:val="0"/>
+          <w:sz w:val="20"/>
+        </w:rPr>
+        <w:t>Systemic effects of timolol drops.</w:t>
+      </w:r>
+      <w:r>
+        <w:rPr>
+          <w:b w:val="0"/>
+          <w:i w:val="0"/>
+          <w:sz w:val="20"/>
+        </w:rPr>
+        <w:t xml:space="preserve"> Systemic beta blockade can occur from a drop, causing worsening heart failure, bradycardia, heart block and increased airway resistance.</w:t>
+      </w:r>
+    </w:p>
+    <w:p>
+      <w:pPr>
+        <w:pStyle w:val="ListBullet"/>
+        <w:spacing w:after="40"/>
+      </w:pPr>
+      <w:r>
+        <w:rPr>
+          <w:b/>
+          <w:i w:val="0"/>
+          <w:sz w:val="20"/>
+        </w:rPr>
+        <w:t>Glaucoma pressure target.</w:t>
+      </w:r>
+      <w:r>
+        <w:rPr>
+          <w:b w:val="0"/>
+          <w:i w:val="0"/>
+          <w:sz w:val="20"/>
+        </w:rPr>
+        <w:t xml:space="preserve"> The general goal is a 20 to 30 percent reduction in intraocular pressure, expressed as a proportion rather than an absolute number, to prevent progressive optic nerve damage with the fewest side effects.</w:t>
+      </w:r>
+    </w:p>
+    <w:p>
+      <w:pPr>
+        <w:pStyle w:val="ListBullet"/>
+        <w:spacing w:after="40"/>
+      </w:pPr>
+      <w:r>
+        <w:rPr>
+          <w:b/>
+          <w:i w:val="0"/>
+          <w:sz w:val="20"/>
+        </w:rPr>
+        <w:t>Combination therapy in glaucoma.</w:t>
+      </w:r>
+      <w:r>
+        <w:rPr>
+          <w:b w:val="0"/>
+          <w:i w:val="0"/>
+          <w:sz w:val="20"/>
+        </w:rPr>
+        <w:t xml:space="preserve"> More than one agent is often needed for targeting production and outflow together; combinations are synergistic and also cut the number of drops, which helps compliance.</w:t>
+      </w:r>
+    </w:p>
+    <w:p>
+      <w:pPr>
+        <w:pStyle w:val="ListBullet"/>
+        <w:spacing w:after="40"/>
+      </w:pPr>
+      <w:r>
+        <w:rPr>
+          <w:b/>
+          <w:i w:val="0"/>
+          <w:sz w:val="20"/>
+        </w:rPr>
+        <w:t>Ophthalmic alpha-2 agonists.</w:t>
+      </w:r>
+      <w:r>
+        <w:rPr>
+          <w:b w:val="0"/>
+          <w:i w:val="0"/>
+          <w:sz w:val="20"/>
+        </w:rPr>
+        <w:t xml:space="preserve"> They are contraindicated in children under two, from apnea risk.</w:t>
+      </w:r>
+    </w:p>
+    <w:p>
+      <w:pPr>
+        <w:pStyle w:val="ListBullet"/>
+        <w:spacing w:after="40"/>
+      </w:pPr>
+      <w:r>
+        <w:rPr>
+          <w:b/>
+          <w:i w:val="0"/>
+          <w:sz w:val="20"/>
+        </w:rPr>
+        <w:t>Pilocarpine in glaucoma.</w:t>
+      </w:r>
+      <w:r>
+        <w:rPr>
+          <w:b w:val="0"/>
+          <w:i w:val="0"/>
+          <w:sz w:val="20"/>
+        </w:rPr>
+        <w:t xml:space="preserve"> It lowers intraocular pressure because it activates muscarinic receptors on the ciliary muscle; contracting the muscle pulls on the trabecular meshwork and opens the drainage route.</w:t>
+      </w:r>
+    </w:p>
+    <w:p>
+      <w:pPr>
+        <w:pStyle w:val="ListBullet"/>
+        <w:spacing w:after="40"/>
+      </w:pPr>
+      <w:r>
+        <w:rPr>
+          <w:b/>
+          <w:i w:val="0"/>
+          <w:sz w:val="20"/>
+        </w:rPr>
+        <w:t>Adding a second glaucoma agent.</w:t>
+      </w:r>
+      <w:r>
+        <w:rPr>
+          <w:b w:val="0"/>
+          <w:i w:val="0"/>
+          <w:sz w:val="20"/>
+        </w:rPr>
+        <w:t xml:space="preserve"> Choose a different mechanism, for synergy and fewer drops: targeting multiple routes lowers pressure synergistically, and fewer drops improves compliance. Adding a drug of the same category is the wrong move.</w:t>
+      </w:r>
+    </w:p>
+    <w:p>
+      <w:pPr>
+        <w:pStyle w:val="ListBullet"/>
+        <w:spacing w:after="40"/>
+      </w:pPr>
+      <w:r>
+        <w:rPr>
+          <w:b/>
+          <w:i w:val="0"/>
+          <w:sz w:val="20"/>
+        </w:rPr>
+        <w:t>Glaucoma therapy goal.</w:t>
+      </w:r>
+      <w:r>
+        <w:rPr>
+          <w:b w:val="0"/>
+          <w:i w:val="0"/>
+          <w:sz w:val="20"/>
+        </w:rPr>
+        <w:t xml:space="preserve"> The general goal is a 20 to 30 percent reduction in pressure, and therapy can be started in one eye to judge efficacy and tolerability.</w:t>
+      </w:r>
+    </w:p>
+    <w:p>
+      <w:pPr>
+        <w:pStyle w:val="ListBullet"/>
+        <w:spacing w:after="40"/>
+      </w:pPr>
+      <w:r>
+        <w:rPr>
+          <w:b/>
+          <w:i w:val="0"/>
+          <w:sz w:val="20"/>
+        </w:rPr>
+        <w:t>Routes of lowering intraocular pressure.</w:t>
+      </w:r>
+      <w:r>
+        <w:rPr>
+          <w:b w:val="0"/>
+          <w:i w:val="0"/>
+          <w:sz w:val="20"/>
+        </w:rPr>
+        <w:t xml:space="preserve"> Brimonidine, an alpha adrenergic agonist, both increases outflow and decreases production; prostaglandins and cholinergics increase outflow, while beta blockers and carbonic anhydrase inhibitors decrease production.</w:t>
+      </w:r>
+    </w:p>
+    <w:p>
+      <w:pPr>
+        <w:pStyle w:val="ListBullet"/>
+        <w:spacing w:after="40"/>
+      </w:pPr>
+      <w:r>
+        <w:rPr>
+          <w:b/>
+          <w:i w:val="0"/>
+          <w:sz w:val="20"/>
+        </w:rPr>
+        <w:t>Prostaglandin analog cosmetic effects.</w:t>
+      </w:r>
+      <w:r>
+        <w:rPr>
+          <w:b w:val="0"/>
+          <w:i w:val="0"/>
+          <w:sz w:val="20"/>
+        </w:rPr>
+        <w:t xml:space="preserve"> Warn about longer lashes and iris color change, which matter more when only one eye is treated; conjunctival hyperemia is common too.</w:t>
+      </w:r>
+    </w:p>
+    <w:p>
+      <w:pPr>
+        <w:pStyle w:val="ListBullet"/>
+        <w:spacing w:after="40"/>
+      </w:pPr>
+      <w:r>
+        <w:rPr>
+          <w:b/>
+          <w:i w:val="0"/>
+          <w:sz w:val="20"/>
+        </w:rPr>
+        <w:t>Raised pressure in glaucoma.</w:t>
+      </w:r>
+      <w:r>
+        <w:rPr>
+          <w:b w:val="0"/>
+          <w:i w:val="0"/>
+          <w:sz w:val="20"/>
+        </w:rPr>
+        <w:t xml:space="preserve"> Treat those with risk factors; monitor those without. Raised pressure alone is not automatically a prescription, and in the absence of risk factors you watch for the change that would make it a disease.</w:t>
+      </w:r>
+    </w:p>
+    <w:p>
+      <w:pPr>
         <w:pStyle w:val="Heading2"/>
         <w:spacing w:before="200" w:after="100"/>
       </w:pPr>
@@ -3405,6 +4433,40 @@
     </w:p>
     <w:p>
       <w:pPr>
+        <w:spacing w:after="120"/>
+      </w:pPr>
+      <w:r>
+        <w:rPr>
+          <w:b w:val="0"/>
+          <w:i w:val="0"/>
+        </w:rPr>
+        <w:t>Also tested</w:t>
+      </w:r>
+    </w:p>
+    <w:p>
+      <w:pPr>
+        <w:pStyle w:val="ListBullet"/>
+        <w:spacing w:after="40"/>
+      </w:pPr>
+      <w:r>
+        <w:rPr>
+          <w:b/>
+          <w:i w:val="0"/>
+          <w:sz w:val="20"/>
+        </w:rPr>
+        <w:t>Mydriatic anticholinergics.</w:t>
+      </w:r>
+      <w:r>
+        <w:rPr>
+          <w:b w:val="0"/>
+          <w:i w:val="0"/>
+          <w:sz w:val="20"/>
+        </w:rPr>
+        <w:t xml:space="preserve"> Atropine, cyclopentolate and tropicamide produce mydriasis because they competitively block muscarinic acetylcholine receptors, the opposite of pilocarpine's action.</w:t>
+      </w:r>
+    </w:p>
+    <w:p>
+      <w:pPr>
         <w:pStyle w:val="Heading2"/>
         <w:spacing w:before="200" w:after="100"/>
       </w:pPr>
@@ -3624,6 +4686,106 @@
           <w:i w:val="0"/>
         </w:rPr>
         <w:t xml:space="preserve"> first. The eye makeup goes too.</w:t>
+      </w:r>
+    </w:p>
+    <w:p>
+      <w:pPr>
+        <w:spacing w:after="120"/>
+      </w:pPr>
+      <w:r>
+        <w:rPr>
+          <w:b w:val="0"/>
+          <w:i w:val="0"/>
+        </w:rPr>
+        <w:t>Also tested</w:t>
+      </w:r>
+    </w:p>
+    <w:p>
+      <w:pPr>
+        <w:pStyle w:val="ListBullet"/>
+        <w:spacing w:after="40"/>
+      </w:pPr>
+      <w:r>
+        <w:rPr>
+          <w:b/>
+          <w:i w:val="0"/>
+          <w:sz w:val="20"/>
+        </w:rPr>
+        <w:t>Lacrimal duct occlusion.</w:t>
+      </w:r>
+      <w:r>
+        <w:rPr>
+          <w:b w:val="0"/>
+          <w:i w:val="0"/>
+          <w:sz w:val="20"/>
+        </w:rPr>
+        <w:t xml:space="preserve"> After a drop, occluding the duct limits nasolacrimal drainage and the systemic absorption that follows it. An ointment is too viscous to drain away, so there is nothing to block.</w:t>
+      </w:r>
+    </w:p>
+    <w:p>
+      <w:pPr>
+        <w:pStyle w:val="ListBullet"/>
+        <w:spacing w:after="40"/>
+      </w:pPr>
+      <w:r>
+        <w:rPr>
+          <w:b/>
+          <w:i w:val="0"/>
+          <w:sz w:val="20"/>
+        </w:rPr>
+        <w:t>Instilling an eye drop.</w:t>
+      </w:r>
+      <w:r>
+        <w:rPr>
+          <w:b w:val="0"/>
+          <w:i w:val="0"/>
+          <w:sz w:val="20"/>
+        </w:rPr>
+        <w:t xml:space="preserve"> The single most important step is washing the hands thoroughly with soap and water, before anything else; the dropper must then not touch anything, so it stays sterile.</w:t>
+      </w:r>
+    </w:p>
+    <w:p>
+      <w:pPr>
+        <w:pStyle w:val="ListBullet"/>
+        <w:spacing w:after="40"/>
+      </w:pPr>
+      <w:r>
+        <w:rPr>
+          <w:b/>
+          <w:i w:val="0"/>
+          <w:sz w:val="20"/>
+        </w:rPr>
+        <w:t>Conjunctivitis in contact lens wearers.</w:t>
+      </w:r>
+      <w:r>
+        <w:rPr>
+          <w:b w:val="0"/>
+          <w:i w:val="0"/>
+          <w:sz w:val="20"/>
+        </w:rPr>
+        <w:t xml:space="preserve"> Stop wearing lenses and resume after 24 hours clear of inflammation, dealing with the lens itself; eye makeup should go too, since it is the other reservoir.</w:t>
+      </w:r>
+    </w:p>
+    <w:p>
+      <w:pPr>
+        <w:pStyle w:val="ListBullet"/>
+        <w:spacing w:after="40"/>
+      </w:pPr>
+      <w:r>
+        <w:rPr>
+          <w:b/>
+          <w:i w:val="0"/>
+          <w:sz w:val="20"/>
+        </w:rPr>
+        <w:t>Resuming lenses after conjunctivitis.</w:t>
+      </w:r>
+      <w:r>
+        <w:rPr>
+          <w:b w:val="0"/>
+          <w:i w:val="0"/>
+          <w:sz w:val="20"/>
+        </w:rPr>
+        <w:t xml:space="preserve"> Lenses may resume when the eye is not inflamed and there has been no discharge for 24 hours; the lens should be discarded or disinfected, and eye makeup discarded too.</w:t>
       </w:r>
     </w:p>
     <w:p>
@@ -4726,6 +5888,128 @@
     </w:p>
     <w:p>
       <w:pPr>
+        <w:spacing w:after="120"/>
+      </w:pPr>
+      <w:r>
+        <w:rPr>
+          <w:b w:val="0"/>
+          <w:i w:val="0"/>
+        </w:rPr>
+        <w:t>Also tested</w:t>
+      </w:r>
+    </w:p>
+    <w:p>
+      <w:pPr>
+        <w:pStyle w:val="ListBullet"/>
+        <w:spacing w:after="40"/>
+      </w:pPr>
+      <w:r>
+        <w:rPr>
+          <w:b/>
+          <w:i w:val="0"/>
+          <w:sz w:val="20"/>
+        </w:rPr>
+        <w:t>Acute otitis media after recent antibiotics.</w:t>
+      </w:r>
+      <w:r>
+        <w:rPr>
+          <w:b w:val="0"/>
+          <w:i w:val="0"/>
+          <w:sz w:val="20"/>
+        </w:rPr>
+        <w:t xml:space="preserve"> In a child who finished antibiotics recently, amoxicillin-clavulanate is used instead, because recent exposure selects for beta-lactamase producers, which the clavulanate covers.</w:t>
+      </w:r>
+    </w:p>
+    <w:p>
+      <w:pPr>
+        <w:pStyle w:val="ListBullet"/>
+        <w:spacing w:after="40"/>
+      </w:pPr>
+      <w:r>
+        <w:rPr>
+          <w:b/>
+          <w:i w:val="0"/>
+          <w:sz w:val="20"/>
+        </w:rPr>
+        <w:t>Acute otitis media without recent antibiotics.</w:t>
+      </w:r>
+      <w:r>
+        <w:rPr>
+          <w:b w:val="0"/>
+          <w:i w:val="0"/>
+          <w:sz w:val="20"/>
+        </w:rPr>
+        <w:t xml:space="preserve"> Amoxicillin, at a high dose, is the mainstay and first line; the high dose is what overcomes the resistant pneumococcus.</w:t>
+      </w:r>
+    </w:p>
+    <w:p>
+      <w:pPr>
+        <w:pStyle w:val="ListBullet"/>
+        <w:spacing w:after="40"/>
+      </w:pPr>
+      <w:r>
+        <w:rPr>
+          <w:b/>
+          <w:i w:val="0"/>
+          <w:sz w:val="20"/>
+        </w:rPr>
+        <w:t>Viral acute otitis media.</w:t>
+      </w:r>
+      <w:r>
+        <w:rPr>
+          <w:b w:val="0"/>
+          <w:i w:val="0"/>
+          <w:sz w:val="20"/>
+        </w:rPr>
+        <w:t xml:space="preserve"> Most cases are viral, or viral with bacteria alongside, which is one reason antibiotics are not automatic in every case.</w:t>
+      </w:r>
+    </w:p>
+    <w:p>
+      <w:pPr>
+        <w:pStyle w:val="ListBullet"/>
+        <w:spacing w:after="40"/>
+      </w:pPr>
+      <w:r>
+        <w:rPr>
+          <w:b/>
+          <w:i w:val="0"/>
+          <w:sz w:val="20"/>
+        </w:rPr>
+        <w:t>Macrolides in acute otitis media.</w:t>
+      </w:r>
+      <w:r>
+        <w:rPr>
+          <w:b w:val="0"/>
+          <w:i w:val="0"/>
+          <w:sz w:val="20"/>
+        </w:rPr>
+        <w:t xml:space="preserve"> They remain an option for the penicillin-allergic patient but are a weak choice, because up to half of pneumococci are resistant to macrolides.</w:t>
+      </w:r>
+    </w:p>
+    <w:p>
+      <w:pPr>
+        <w:pStyle w:val="ListBullet"/>
+        <w:spacing w:after="40"/>
+      </w:pPr>
+      <w:r>
+        <w:rPr>
+          <w:b/>
+          <w:i w:val="0"/>
+          <w:sz w:val="20"/>
+        </w:rPr>
+        <w:t>Viral versus bacterial rhinosinusitis.</w:t>
+      </w:r>
+      <w:r>
+        <w:rPr>
+          <w:b w:val="0"/>
+          <w:i w:val="0"/>
+          <w:sz w:val="20"/>
+        </w:rPr>
+        <w:t xml:space="preserve"> Symptoms beyond ten days, or worsening after five to six days, decide that an antibiotic is given; the timeline does the work because nothing on examination reliably separates the two.</w:t>
+      </w:r>
+    </w:p>
+    <w:p>
+      <w:pPr>
         <w:pStyle w:val="Heading2"/>
         <w:spacing w:before="200" w:after="100"/>
       </w:pPr>
@@ -5148,6 +6432,40 @@
     </w:p>
     <w:p>
       <w:pPr>
+        <w:spacing w:after="120"/>
+      </w:pPr>
+      <w:r>
+        <w:rPr>
+          <w:b w:val="0"/>
+          <w:i w:val="0"/>
+        </w:rPr>
+        <w:t>Also tested</w:t>
+      </w:r>
+    </w:p>
+    <w:p>
+      <w:pPr>
+        <w:pStyle w:val="ListBullet"/>
+        <w:spacing w:after="40"/>
+      </w:pPr>
+      <w:r>
+        <w:rPr>
+          <w:b/>
+          <w:i w:val="0"/>
+          <w:sz w:val="20"/>
+        </w:rPr>
+        <w:t>Otic anti-infectives.</w:t>
+      </w:r>
+      <w:r>
+        <w:rPr>
+          <w:b w:val="0"/>
+          <w:i w:val="0"/>
+          <w:sz w:val="20"/>
+        </w:rPr>
+        <w:t xml:space="preserve"> Available agents are ciprofloxacin, ofloxacin, and two steroid combinations: ciprofloxacin with dexamethasone, and neomycin with polymyxin B and hydrocortisone.</w:t>
+      </w:r>
+    </w:p>
+    <w:p>
+      <w:pPr>
         <w:pStyle w:val="Heading2"/>
         <w:spacing w:before="200" w:after="100"/>
       </w:pPr>
@@ -5333,6 +6651,84 @@
           <w:i w:val="0"/>
         </w:rPr>
         <w:t xml:space="preserve"> absorbed, because it only needs to reach the mucosa. Ketoconazole's hepatic and cardiac toxicity and its drug interactions all follow from the fact that it reaches the circulation.</w:t>
+      </w:r>
+    </w:p>
+    <w:p>
+      <w:pPr>
+        <w:spacing w:after="120"/>
+      </w:pPr>
+      <w:r>
+        <w:rPr>
+          <w:b w:val="0"/>
+          <w:i w:val="0"/>
+        </w:rPr>
+        <w:t>Also tested</w:t>
+      </w:r>
+    </w:p>
+    <w:p>
+      <w:pPr>
+        <w:pStyle w:val="ListBullet"/>
+        <w:spacing w:after="40"/>
+      </w:pPr>
+      <w:r>
+        <w:rPr>
+          <w:b/>
+          <w:i w:val="0"/>
+          <w:sz w:val="20"/>
+        </w:rPr>
+        <w:t>Settings for oral candidiasis.</w:t>
+      </w:r>
+      <w:r>
+        <w:rPr>
+          <w:b w:val="0"/>
+          <w:i w:val="0"/>
+          <w:sz w:val="20"/>
+        </w:rPr>
+        <w:t xml:space="preserve"> Oral candidiasis occurs with inhaled steroids, HIV infection and chemotherapy, which share suppressed local or general immunity.</w:t>
+      </w:r>
+    </w:p>
+    <w:p>
+      <w:pPr>
+        <w:pStyle w:val="ListBullet"/>
+        <w:spacing w:after="40"/>
+      </w:pPr>
+      <w:r>
+        <w:rPr>
+          <w:b/>
+          <w:i w:val="0"/>
+          <w:sz w:val="20"/>
+        </w:rPr>
+        <w:t>Nystatin.</w:t>
+      </w:r>
+      <w:r>
+        <w:rPr>
+          <w:b w:val="0"/>
+          <w:i w:val="0"/>
+          <w:sz w:val="20"/>
+        </w:rPr>
+        <w:t xml:space="preserve"> As a nonabsorbable antifungal it acts only where it touches and not elsewhere, which makes it well tolerated but unable to treat anything beyond the mucosa.</w:t>
+      </w:r>
+    </w:p>
+    <w:p>
+      <w:pPr>
+        <w:pStyle w:val="ListBullet"/>
+        <w:spacing w:after="40"/>
+      </w:pPr>
+      <w:r>
+        <w:rPr>
+          <w:b/>
+          <w:i w:val="0"/>
+          <w:sz w:val="20"/>
+        </w:rPr>
+        <w:t>Ketoconazole interactions.</w:t>
+      </w:r>
+      <w:r>
+        <w:rPr>
+          <w:b w:val="0"/>
+          <w:i w:val="0"/>
+          <w:sz w:val="20"/>
+        </w:rPr>
+        <w:t xml:space="preserve"> It inhibits CYP3A4, raising the level of anything cleared by that route, which is why it interacts with so many other medicines.</w:t>
       </w:r>
     </w:p>
     <w:p>
@@ -5816,6 +7212,84 @@
     </w:p>
     <w:p>
       <w:pPr>
+        <w:spacing w:after="120"/>
+      </w:pPr>
+      <w:r>
+        <w:rPr>
+          <w:b w:val="0"/>
+          <w:i w:val="0"/>
+        </w:rPr>
+        <w:t>Also tested</w:t>
+      </w:r>
+    </w:p>
+    <w:p>
+      <w:pPr>
+        <w:pStyle w:val="ListBullet"/>
+        <w:spacing w:after="40"/>
+      </w:pPr>
+      <w:r>
+        <w:rPr>
+          <w:b/>
+          <w:i w:val="0"/>
+          <w:sz w:val="20"/>
+        </w:rPr>
+        <w:t>Aspirin and cyclooxygenase.</w:t>
+      </w:r>
+      <w:r>
+        <w:rPr>
+          <w:b w:val="0"/>
+          <w:i w:val="0"/>
+          <w:sz w:val="20"/>
+        </w:rPr>
+        <w:t xml:space="preserve"> Aspirin inhibits cyclooxygenase irreversibly and non-competitively. A platelet has no nucleus and cannot make fresh enzyme, so one exposure disables it for its lifetime.</w:t>
+      </w:r>
+    </w:p>
+    <w:p>
+      <w:pPr>
+        <w:pStyle w:val="ListBullet"/>
+        <w:spacing w:after="40"/>
+      </w:pPr>
+      <w:r>
+        <w:rPr>
+          <w:b/>
+          <w:i w:val="0"/>
+          <w:sz w:val="20"/>
+        </w:rPr>
+        <w:t>Reye's syndrome.</w:t>
+      </w:r>
+      <w:r>
+        <w:rPr>
+          <w:b w:val="0"/>
+          <w:i w:val="0"/>
+          <w:sz w:val="20"/>
+        </w:rPr>
+        <w:t xml:space="preserve"> It affects children, with mortality around half; the severity justifies a blanket restriction on a cheap and otherwise useful drug.</w:t>
+      </w:r>
+    </w:p>
+    <w:p>
+      <w:pPr>
+        <w:pStyle w:val="ListBullet"/>
+        <w:spacing w:after="40"/>
+      </w:pPr>
+      <w:r>
+        <w:rPr>
+          <w:b/>
+          <w:i w:val="0"/>
+          <w:sz w:val="20"/>
+        </w:rPr>
+        <w:t>Tinnitus with regular aspirin.</w:t>
+      </w:r>
+      <w:r>
+        <w:rPr>
+          <w:b w:val="0"/>
+          <w:i w:val="0"/>
+          <w:sz w:val="20"/>
+        </w:rPr>
+        <w:t xml:space="preserve"> Ringing in the ears is an audible marker that exposure has climbed from analgesia into the anti-inflammatory range.</w:t>
+      </w:r>
+    </w:p>
+    <w:p>
+      <w:pPr>
         <w:pStyle w:val="Heading2"/>
         <w:spacing w:before="200" w:after="100"/>
       </w:pPr>
@@ -6366,6 +7840,194 @@
           <w:i w:val="0"/>
         </w:rPr>
         <w:t>. Its only listed contraindication is allergy. Its antidote, N-acetylcysteine, reappears in 2.9 as a mucolytic.</w:t>
+      </w:r>
+    </w:p>
+    <w:p>
+      <w:pPr>
+        <w:spacing w:after="120"/>
+      </w:pPr>
+      <w:r>
+        <w:rPr>
+          <w:b w:val="0"/>
+          <w:i w:val="0"/>
+        </w:rPr>
+        <w:t>Also tested</w:t>
+      </w:r>
+    </w:p>
+    <w:p>
+      <w:pPr>
+        <w:pStyle w:val="ListBullet"/>
+        <w:spacing w:after="40"/>
+      </w:pPr>
+      <w:r>
+        <w:rPr>
+          <w:b/>
+          <w:i w:val="0"/>
+          <w:sz w:val="20"/>
+        </w:rPr>
+        <w:t>Ibuprofen with lithium.</w:t>
+      </w:r>
+      <w:r>
+        <w:rPr>
+          <w:b w:val="0"/>
+          <w:i w:val="0"/>
+          <w:sz w:val="20"/>
+        </w:rPr>
+        <w:t xml:space="preserve"> Ibuprofen reduces lithium excretion, so levels rise; lithium has little margin between useful and toxic, so anything that slows its removal matters quickly.</w:t>
+      </w:r>
+    </w:p>
+    <w:p>
+      <w:pPr>
+        <w:pStyle w:val="ListBullet"/>
+        <w:spacing w:after="40"/>
+      </w:pPr>
+      <w:r>
+        <w:rPr>
+          <w:b/>
+          <w:i w:val="0"/>
+          <w:sz w:val="20"/>
+        </w:rPr>
+        <w:t>Ibuprofen with a diuretic and an ACE inhibitor.</w:t>
+      </w:r>
+      <w:r>
+        <w:rPr>
+          <w:b w:val="0"/>
+          <w:i w:val="0"/>
+          <w:sz w:val="20"/>
+        </w:rPr>
+        <w:t xml:space="preserve"> Renal function should be watched: the kidney is at risk with the diuretic, and the ACE inhibitor works less well, so its blood pressure response should also be watched.</w:t>
+      </w:r>
+    </w:p>
+    <w:p>
+      <w:pPr>
+        <w:pStyle w:val="ListBullet"/>
+        <w:spacing w:after="40"/>
+      </w:pPr>
+      <w:r>
+        <w:rPr>
+          <w:b/>
+          <w:i w:val="0"/>
+          <w:sz w:val="20"/>
+        </w:rPr>
+        <w:t>Ibuprofen and age.</w:t>
+      </w:r>
+      <w:r>
+        <w:rPr>
+          <w:b w:val="0"/>
+          <w:i w:val="0"/>
+          <w:sz w:val="20"/>
+        </w:rPr>
+        <w:t xml:space="preserve"> Ibuprofen is avoided in young infants, as there is a lower age limit below which it is not used, which distinguishes it from acetaminophen.</w:t>
+      </w:r>
+    </w:p>
+    <w:p>
+      <w:pPr>
+        <w:pStyle w:val="ListBullet"/>
+        <w:spacing w:after="40"/>
+      </w:pPr>
+      <w:r>
+        <w:rPr>
+          <w:b/>
+          <w:i w:val="0"/>
+          <w:sz w:val="20"/>
+        </w:rPr>
+        <w:t>Who should avoid ibuprofen.</w:t>
+      </w:r>
+      <w:r>
+        <w:rPr>
+          <w:b w:val="0"/>
+          <w:i w:val="0"/>
+          <w:sz w:val="20"/>
+        </w:rPr>
+        <w:t xml:space="preserve"> Avoid it in patients with asthma it may worsen, previous ulcer or perforation, or renal impairment; asthma is the easiest to forget.</w:t>
+      </w:r>
+    </w:p>
+    <w:p>
+      <w:pPr>
+        <w:pStyle w:val="ListBullet"/>
+        <w:spacing w:after="40"/>
+      </w:pPr>
+      <w:r>
+        <w:rPr>
+          <w:b/>
+          <w:i w:val="0"/>
+          <w:sz w:val="20"/>
+        </w:rPr>
+        <w:t>Ibuprofen adverse effects.</w:t>
+      </w:r>
+      <w:r>
+        <w:rPr>
+          <w:b w:val="0"/>
+          <w:i w:val="0"/>
+          <w:sz w:val="20"/>
+        </w:rPr>
+        <w:t xml:space="preserve"> The main ones fall on the gastrointestinal tract and the kidney (ulceration and bleeding, falling clearance, fluid retention and edema), both from prostaglandin blockade.</w:t>
+      </w:r>
+    </w:p>
+    <w:p>
+      <w:pPr>
+        <w:pStyle w:val="ListBullet"/>
+        <w:spacing w:after="40"/>
+      </w:pPr>
+      <w:r>
+        <w:rPr>
+          <w:b/>
+          <w:i w:val="0"/>
+          <w:sz w:val="20"/>
+        </w:rPr>
+        <w:t>Ibuprofen with an anticoagulant.</w:t>
+      </w:r>
+      <w:r>
+        <w:rPr>
+          <w:b w:val="0"/>
+          <w:i w:val="0"/>
+          <w:sz w:val="20"/>
+        </w:rPr>
+        <w:t xml:space="preserve"> Prothrombin time is prolonged, with a risk of serious gastrointestinal bleeding; the combination is worse than either alone.</w:t>
+      </w:r>
+    </w:p>
+    <w:p>
+      <w:pPr>
+        <w:pStyle w:val="ListBullet"/>
+        <w:spacing w:after="40"/>
+      </w:pPr>
+      <w:r>
+        <w:rPr>
+          <w:b/>
+          <w:i w:val="0"/>
+          <w:sz w:val="20"/>
+        </w:rPr>
+        <w:t>Acetaminophen and regular alcohol.</w:t>
+      </w:r>
+      <w:r>
+        <w:rPr>
+          <w:b w:val="0"/>
+          <w:i w:val="0"/>
+          <w:sz w:val="20"/>
+        </w:rPr>
+        <w:t xml:space="preserve"> The combination risks liver damage over time; neither is dangerous on its own at ordinary use.</w:t>
+      </w:r>
+    </w:p>
+    <w:p>
+      <w:pPr>
+        <w:pStyle w:val="ListBullet"/>
+        <w:spacing w:after="40"/>
+      </w:pPr>
+      <w:r>
+        <w:rPr>
+          <w:b/>
+          <w:i w:val="0"/>
+          <w:sz w:val="20"/>
+        </w:rPr>
+        <w:t>Ibuprofen versus aspirin.</w:t>
+      </w:r>
+      <w:r>
+        <w:rPr>
+          <w:b w:val="0"/>
+          <w:i w:val="0"/>
+          <w:sz w:val="20"/>
+        </w:rPr>
+        <w:t xml:space="preserve"> At cyclooxygenase, ibuprofen inhibits reversibly rather than irreversibly, so the effect lifts as the drug clears and it is not used as an antiplatelet the way aspirin is.</w:t>
       </w:r>
     </w:p>
     <w:p>
@@ -8504,6 +10166,260 @@
     </w:p>
     <w:p>
       <w:pPr>
+        <w:spacing w:after="120"/>
+      </w:pPr>
+      <w:r>
+        <w:rPr>
+          <w:b w:val="0"/>
+          <w:i w:val="0"/>
+        </w:rPr>
+        <w:t>Also tested</w:t>
+      </w:r>
+    </w:p>
+    <w:p>
+      <w:pPr>
+        <w:pStyle w:val="ListBullet"/>
+        <w:spacing w:after="40"/>
+      </w:pPr>
+      <w:r>
+        <w:rPr>
+          <w:b/>
+          <w:i w:val="0"/>
+          <w:sz w:val="20"/>
+        </w:rPr>
+        <w:t>Histamine H2 receptors in the heart.</w:t>
+      </w:r>
+      <w:r>
+        <w:rPr>
+          <w:b w:val="0"/>
+          <w:i w:val="0"/>
+          <w:sz w:val="20"/>
+        </w:rPr>
+        <w:t xml:space="preserve"> Through H2 receptors, histamine increases cardiac contractility.</w:t>
+      </w:r>
+    </w:p>
+    <w:p>
+      <w:pPr>
+        <w:pStyle w:val="ListBullet"/>
+        <w:spacing w:after="40"/>
+      </w:pPr>
+      <w:r>
+        <w:rPr>
+          <w:b/>
+          <w:i w:val="0"/>
+          <w:sz w:val="20"/>
+        </w:rPr>
+        <w:t>Indications for H1 antagonists.</w:t>
+      </w:r>
+      <w:r>
+        <w:rPr>
+          <w:b w:val="0"/>
+          <w:i w:val="0"/>
+          <w:sz w:val="20"/>
+        </w:rPr>
+        <w:t xml:space="preserve"> These are allergic reactions, motion sickness and vestibular symptoms, sleep remedies, and an adjuvant role in anaphylaxis; bacterial sinusitis is not among them.</w:t>
+      </w:r>
+    </w:p>
+    <w:p>
+      <w:pPr>
+        <w:pStyle w:val="ListBullet"/>
+        <w:spacing w:after="40"/>
+      </w:pPr>
+      <w:r>
+        <w:rPr>
+          <w:b/>
+          <w:i w:val="0"/>
+          <w:sz w:val="20"/>
+        </w:rPr>
+        <w:t>H1 receptor signaling.</w:t>
+      </w:r>
+      <w:r>
+        <w:rPr>
+          <w:b w:val="0"/>
+          <w:i w:val="0"/>
+          <w:sz w:val="20"/>
+        </w:rPr>
+        <w:t xml:space="preserve"> H1 receptors raise intracellular calcium through phospholipase C, producing IP3 and DAG, whereas H2 receptors work through adenylate cyclase and cyclic AMP.</w:t>
+      </w:r>
+    </w:p>
+    <w:p>
+      <w:pPr>
+        <w:pStyle w:val="ListBullet"/>
+        <w:spacing w:after="40"/>
+      </w:pPr>
+      <w:r>
+        <w:rPr>
+          <w:b/>
+          <w:i w:val="0"/>
+          <w:sz w:val="20"/>
+        </w:rPr>
+        <w:t>First generation antihistamines.</w:t>
+      </w:r>
+      <w:r>
+        <w:rPr>
+          <w:b w:val="0"/>
+          <w:i w:val="0"/>
+          <w:sz w:val="20"/>
+        </w:rPr>
+        <w:t xml:space="preserve"> Beyond histamine receptors they act on muscarinic and serotonergic systems, which gives uses and side effects unrelated to allergy, including antiemetic action.</w:t>
+      </w:r>
+    </w:p>
+    <w:p>
+      <w:pPr>
+        <w:pStyle w:val="ListBullet"/>
+        <w:spacing w:after="40"/>
+      </w:pPr>
+      <w:r>
+        <w:rPr>
+          <w:b/>
+          <w:i w:val="0"/>
+          <w:sz w:val="20"/>
+        </w:rPr>
+        <w:t>Paradoxical excitation.</w:t>
+      </w:r>
+      <w:r>
+        <w:rPr>
+          <w:b w:val="0"/>
+          <w:i w:val="0"/>
+          <w:sz w:val="20"/>
+        </w:rPr>
+        <w:t xml:space="preserve"> First generation antihistamines can cause excitation rather than sleepiness at higher exposure, particularly in children, so an agitated child may have had more of the drug rather than less.</w:t>
+      </w:r>
+    </w:p>
+    <w:p>
+      <w:pPr>
+        <w:pStyle w:val="ListBullet"/>
+        <w:spacing w:after="40"/>
+      </w:pPr>
+      <w:r>
+        <w:rPr>
+          <w:b/>
+          <w:i w:val="0"/>
+          <w:sz w:val="20"/>
+        </w:rPr>
+        <w:t>Azelastine nasal spray.</w:t>
+      </w:r>
+      <w:r>
+        <w:rPr>
+          <w:b w:val="0"/>
+          <w:i w:val="0"/>
+          <w:sz w:val="20"/>
+        </w:rPr>
+        <w:t xml:space="preserve"> Side effects are a bitter taste and nosebleed; the bitter taste comes from spray running back into the throat and is a common reason patients stop it.</w:t>
+      </w:r>
+    </w:p>
+    <w:p>
+      <w:pPr>
+        <w:pStyle w:val="ListBullet"/>
+        <w:spacing w:after="40"/>
+      </w:pPr>
+      <w:r>
+        <w:rPr>
+          <w:b/>
+          <w:i w:val="0"/>
+          <w:sz w:val="20"/>
+        </w:rPr>
+        <w:t>H1 versus H2 vasodilation.</w:t>
+      </w:r>
+      <w:r>
+        <w:rPr>
+          <w:b w:val="0"/>
+          <w:i w:val="0"/>
+          <w:sz w:val="20"/>
+        </w:rPr>
+        <w:t xml:space="preserve"> Both cause vasodilation, but H1 is rapid in onset and short-lived while H2 is slow in onset and long-lasting, so blocking H1 alone does not abolish the flush.</w:t>
+      </w:r>
+    </w:p>
+    <w:p>
+      <w:pPr>
+        <w:pStyle w:val="ListBullet"/>
+        <w:spacing w:after="40"/>
+      </w:pPr>
+      <w:r>
+        <w:rPr>
+          <w:b/>
+          <w:i w:val="0"/>
+          <w:sz w:val="20"/>
+        </w:rPr>
+        <w:t>The flare.</w:t>
+      </w:r>
+      <w:r>
+        <w:rPr>
+          <w:b w:val="0"/>
+          <w:i w:val="0"/>
+          <w:sz w:val="20"/>
+        </w:rPr>
+        <w:t xml:space="preserve"> The redness spreading around the original insult comes from a reflex through axons causing vasodilation, a nerve reflex rather than direct spread of histamine.</w:t>
+      </w:r>
+    </w:p>
+    <w:p>
+      <w:pPr>
+        <w:pStyle w:val="ListBullet"/>
+        <w:spacing w:after="40"/>
+      </w:pPr>
+      <w:r>
+        <w:rPr>
+          <w:b/>
+          <w:i w:val="0"/>
+          <w:sz w:val="20"/>
+        </w:rPr>
+        <w:t>H1 receptor effects on airways.</w:t>
+      </w:r>
+      <w:r>
+        <w:rPr>
+          <w:b w:val="0"/>
+          <w:i w:val="0"/>
+          <w:sz w:val="20"/>
+        </w:rPr>
+        <w:t xml:space="preserve"> H1 receptors raise smooth muscle tone and cause bronchoconstriction, so histamine itself is a bronchoconstrictor and H1 antagonists relax airway and gut smooth muscle.</w:t>
+      </w:r>
+    </w:p>
+    <w:p>
+      <w:pPr>
+        <w:pStyle w:val="ListBullet"/>
+        <w:spacing w:after="40"/>
+      </w:pPr>
+      <w:r>
+        <w:rPr>
+          <w:b/>
+          <w:i w:val="0"/>
+          <w:sz w:val="20"/>
+        </w:rPr>
+        <w:t>H2 receptor effect.</w:t>
+      </w:r>
+      <w:r>
+        <w:rPr>
+          <w:b w:val="0"/>
+          <w:i w:val="0"/>
+          <w:sz w:val="20"/>
+        </w:rPr>
+        <w:t xml:space="preserve"> Increased gastric acid secretion belongs to H2 rather than H1 receptors, which is why H2 blockers are stomach drugs while H1 blockers are allergy drugs.</w:t>
+      </w:r>
+    </w:p>
+    <w:p>
+      <w:pPr>
+        <w:pStyle w:val="ListBullet"/>
+        <w:spacing w:after="40"/>
+      </w:pPr>
+      <w:r>
+        <w:rPr>
+          <w:b/>
+          <w:i w:val="0"/>
+          <w:sz w:val="20"/>
+        </w:rPr>
+        <w:t>Topical antihistamine adverse effects.</w:t>
+      </w:r>
+      <w:r>
+        <w:rPr>
+          <w:b w:val="0"/>
+          <w:i w:val="0"/>
+          <w:sz w:val="20"/>
+        </w:rPr>
+        <w:t xml:space="preserve"> Topical use is specifically associated with dermatitis and photosensitivity of the skin.</w:t>
+      </w:r>
+    </w:p>
+    <w:p>
+      <w:pPr>
         <w:pStyle w:val="Heading2"/>
         <w:spacing w:before="200" w:after="100"/>
       </w:pPr>
@@ -9086,6 +11002,84 @@
     </w:p>
     <w:p>
       <w:pPr>
+        <w:spacing w:after="120"/>
+      </w:pPr>
+      <w:r>
+        <w:rPr>
+          <w:b w:val="0"/>
+          <w:i w:val="0"/>
+        </w:rPr>
+        <w:t>Also tested</w:t>
+      </w:r>
+    </w:p>
+    <w:p>
+      <w:pPr>
+        <w:pStyle w:val="ListBullet"/>
+        <w:spacing w:after="40"/>
+      </w:pPr>
+      <w:r>
+        <w:rPr>
+          <w:b/>
+          <w:i w:val="0"/>
+          <w:sz w:val="20"/>
+        </w:rPr>
+        <w:t>Prednisone in diabetes.</w:t>
+      </w:r>
+      <w:r>
+        <w:rPr>
+          <w:b w:val="0"/>
+          <w:i w:val="0"/>
+          <w:sz w:val="20"/>
+        </w:rPr>
+        <w:t xml:space="preserve"> Glucose control will worsen: the steroid raises glucose and blunts the drugs used to lower it, so antidiabetic medicines work less well.</w:t>
+      </w:r>
+    </w:p>
+    <w:p>
+      <w:pPr>
+        <w:pStyle w:val="ListBullet"/>
+        <w:spacing w:after="40"/>
+      </w:pPr>
+      <w:r>
+        <w:rPr>
+          <w:b/>
+          <w:i w:val="0"/>
+          <w:sz w:val="20"/>
+        </w:rPr>
+        <w:t>Stopping corticosteroids.</w:t>
+      </w:r>
+      <w:r>
+        <w:rPr>
+          <w:b w:val="0"/>
+          <w:i w:val="0"/>
+          <w:sz w:val="20"/>
+        </w:rPr>
+        <w:t xml:space="preserve"> After more than about a week of use, do not stop abruptly, because stopping suddenly produces rebound symptoms; a short course and a long one are stopped differently.</w:t>
+      </w:r>
+    </w:p>
+    <w:p>
+      <w:pPr>
+        <w:pStyle w:val="ListBullet"/>
+        <w:spacing w:after="40"/>
+      </w:pPr>
+      <w:r>
+        <w:rPr>
+          <w:b/>
+          <w:i w:val="0"/>
+          <w:sz w:val="20"/>
+        </w:rPr>
+        <w:t>Nasal corticosteroid side effects.</w:t>
+      </w:r>
+      <w:r>
+        <w:rPr>
+          <w:b w:val="0"/>
+          <w:i w:val="0"/>
+          <w:sz w:val="20"/>
+        </w:rPr>
+        <w:t xml:space="preserve"> They cause nosebleed, perforation and an unpleasant taste; all three are local, unlike a systemic steroid.</w:t>
+      </w:r>
+    </w:p>
+    <w:p>
+      <w:pPr>
         <w:pStyle w:val="Heading2"/>
         <w:spacing w:before="200" w:after="100"/>
       </w:pPr>
@@ -9534,6 +11528,128 @@
           <w:i w:val="0"/>
         </w:rPr>
         <w:t xml:space="preserve"> The topical nasal decongestant has the same trap as the vasoconstrictor eye drops in section 1: used past its limit, it produces the congestion it was bought to treat, and the patient reaches for the bottle again.</w:t>
+      </w:r>
+    </w:p>
+    <w:p>
+      <w:pPr>
+        <w:spacing w:after="120"/>
+      </w:pPr>
+      <w:r>
+        <w:rPr>
+          <w:b w:val="0"/>
+          <w:i w:val="0"/>
+        </w:rPr>
+        <w:t>Also tested</w:t>
+      </w:r>
+    </w:p>
+    <w:p>
+      <w:pPr>
+        <w:pStyle w:val="ListBullet"/>
+        <w:spacing w:after="40"/>
+      </w:pPr>
+      <w:r>
+        <w:rPr>
+          <w:b/>
+          <w:i w:val="0"/>
+          <w:sz w:val="20"/>
+        </w:rPr>
+        <w:t>Pseudoephedrine versus oxymetazoline.</w:t>
+      </w:r>
+      <w:r>
+        <w:rPr>
+          <w:b w:val="0"/>
+          <w:i w:val="0"/>
+          <w:sz w:val="20"/>
+        </w:rPr>
+        <w:t xml:space="preserve"> Pseudoephedrine has the same alpha agonist mechanism as oxymetazoline but is taken orally.</w:t>
+      </w:r>
+    </w:p>
+    <w:p>
+      <w:pPr>
+        <w:pStyle w:val="ListBullet"/>
+        <w:spacing w:after="40"/>
+      </w:pPr>
+      <w:r>
+        <w:rPr>
+          <w:b/>
+          <w:i w:val="0"/>
+          <w:sz w:val="20"/>
+        </w:rPr>
+        <w:t>Oxymetazoline systemic effect.</w:t>
+      </w:r>
+      <w:r>
+        <w:rPr>
+          <w:b w:val="0"/>
+          <w:i w:val="0"/>
+          <w:sz w:val="20"/>
+        </w:rPr>
+        <w:t xml:space="preserve"> Besides rebound congestion, oxymetazoline can raise blood pressure, since a drug sprayed into the nose still reaches the circulation.</w:t>
+      </w:r>
+    </w:p>
+    <w:p>
+      <w:pPr>
+        <w:pStyle w:val="ListBullet"/>
+        <w:spacing w:after="40"/>
+      </w:pPr>
+      <w:r>
+        <w:rPr>
+          <w:b/>
+          <w:i w:val="0"/>
+          <w:sz w:val="20"/>
+        </w:rPr>
+        <w:t>Pseudoephedrine and antihypertensives.</w:t>
+      </w:r>
+      <w:r>
+        <w:rPr>
+          <w:b w:val="0"/>
+          <w:i w:val="0"/>
+          <w:sz w:val="20"/>
+        </w:rPr>
+        <w:t xml:space="preserve"> Pseudoephedrine reduces the effect of antihypertensive medicines, so a patient can undo blood pressure treatment with an over-the-counter product.</w:t>
+      </w:r>
+    </w:p>
+    <w:p>
+      <w:pPr>
+        <w:pStyle w:val="ListBullet"/>
+        <w:spacing w:after="40"/>
+      </w:pPr>
+      <w:r>
+        <w:rPr>
+          <w:b/>
+          <w:i w:val="0"/>
+          <w:sz w:val="20"/>
+        </w:rPr>
+        <w:t>Pseudoephedrine adverse effects.</w:t>
+      </w:r>
+      <w:r>
+        <w:rPr>
+          <w:b w:val="0"/>
+          <w:i w:val="0"/>
+          <w:sz w:val="20"/>
+        </w:rPr>
+        <w:t xml:space="preserve"> These are fast heart rate, raised blood pressure and headache, all following from stimulating alpha receptors throughout the body rather than only in the nose.</w:t>
+      </w:r>
+    </w:p>
+    <w:p>
+      <w:pPr>
+        <w:pStyle w:val="ListBullet"/>
+        <w:spacing w:after="40"/>
+      </w:pPr>
+      <w:r>
+        <w:rPr>
+          <w:b/>
+          <w:i w:val="0"/>
+          <w:sz w:val="20"/>
+        </w:rPr>
+        <w:t>Topical nasal decongestant.</w:t>
+      </w:r>
+      <w:r>
+        <w:rPr>
+          <w:b w:val="0"/>
+          <w:i w:val="0"/>
+          <w:sz w:val="20"/>
+        </w:rPr>
+        <w:t xml:space="preserve"> Patients are told not to use it beyond a few days; exceeding that produces rebound congestion.</w:t>
       </w:r>
     </w:p>
     <w:p>
@@ -10236,6 +12352,62 @@
     </w:p>
     <w:p>
       <w:pPr>
+        <w:spacing w:after="120"/>
+      </w:pPr>
+      <w:r>
+        <w:rPr>
+          <w:b w:val="0"/>
+          <w:i w:val="0"/>
+        </w:rPr>
+        <w:t>Also tested</w:t>
+      </w:r>
+    </w:p>
+    <w:p>
+      <w:pPr>
+        <w:pStyle w:val="ListBullet"/>
+        <w:spacing w:after="40"/>
+      </w:pPr>
+      <w:r>
+        <w:rPr>
+          <w:b/>
+          <w:i w:val="0"/>
+          <w:sz w:val="20"/>
+        </w:rPr>
+        <w:t>Benzonatate capsules.</w:t>
+      </w:r>
+      <w:r>
+        <w:rPr>
+          <w:b w:val="0"/>
+          <w:i w:val="0"/>
+          <w:sz w:val="20"/>
+        </w:rPr>
+        <w:t xml:space="preserve"> Swallow them whole, because they release local anesthetic that numbs whatever it touches; releasing it in the mouth and throat numbs the airway the patient needs to protect.</w:t>
+      </w:r>
+    </w:p>
+    <w:p>
+      <w:pPr>
+        <w:pStyle w:val="ListBullet"/>
+        <w:spacing w:after="40"/>
+      </w:pPr>
+      <w:r>
+        <w:rPr>
+          <w:b/>
+          <w:i w:val="0"/>
+          <w:sz w:val="20"/>
+        </w:rPr>
+        <w:t>Goals of cough treatment.</w:t>
+      </w:r>
+      <w:r>
+        <w:rPr>
+          <w:b w:val="0"/>
+          <w:i w:val="0"/>
+          <w:sz w:val="20"/>
+        </w:rPr>
+        <w:t xml:space="preserve"> The aim is fewer, milder episodes and no complications; abolishing the cough is not the goal, since a productive cough is doing a job.</w:t>
+      </w:r>
+    </w:p>
+    <w:p>
+      <w:pPr>
         <w:pStyle w:val="Heading2"/>
         <w:spacing w:before="200" w:after="100"/>
       </w:pPr>
@@ -10843,6 +13015,84 @@
     </w:p>
     <w:p>
       <w:pPr>
+        <w:spacing w:after="120"/>
+      </w:pPr>
+      <w:r>
+        <w:rPr>
+          <w:b w:val="0"/>
+          <w:i w:val="0"/>
+        </w:rPr>
+        <w:t>Also tested</w:t>
+      </w:r>
+    </w:p>
+    <w:p>
+      <w:pPr>
+        <w:pStyle w:val="ListBullet"/>
+        <w:spacing w:after="40"/>
+      </w:pPr>
+      <w:r>
+        <w:rPr>
+          <w:b/>
+          <w:i w:val="0"/>
+          <w:sz w:val="20"/>
+        </w:rPr>
+        <w:t>Aspirin for fever: other medicines.</w:t>
+      </w:r>
+      <w:r>
+        <w:rPr>
+          <w:b w:val="0"/>
+          <w:i w:val="0"/>
+          <w:sz w:val="20"/>
+        </w:rPr>
+        <w:t xml:space="preserve"> Patients should not take other non-steroidal anti-inflammatory drugs alongside it; they share a mechanism, so combining them adds the harms without adding the benefit.</w:t>
+      </w:r>
+    </w:p>
+    <w:p>
+      <w:pPr>
+        <w:pStyle w:val="ListBullet"/>
+        <w:spacing w:after="40"/>
+      </w:pPr>
+      <w:r>
+        <w:rPr>
+          <w:b/>
+          <w:i w:val="0"/>
+          <w:sz w:val="20"/>
+        </w:rPr>
+        <w:t>Aspirin for fever: when to return.</w:t>
+      </w:r>
+      <w:r>
+        <w:rPr>
+          <w:b w:val="0"/>
+          <w:i w:val="0"/>
+          <w:sz w:val="20"/>
+        </w:rPr>
+        <w:t xml:space="preserve"> Patients are told to come back straight away if the fever does not come down, meaning it fails to respond to the medicine rather than merely persisting.</w:t>
+      </w:r>
+    </w:p>
+    <w:p>
+      <w:pPr>
+        <w:pStyle w:val="ListBullet"/>
+        <w:spacing w:after="40"/>
+      </w:pPr>
+      <w:r>
+        <w:rPr>
+          <w:b/>
+          <w:i w:val="0"/>
+          <w:sz w:val="20"/>
+        </w:rPr>
+        <w:t>Nasal spray technique.</w:t>
+      </w:r>
+      <w:r>
+        <w:rPr>
+          <w:b w:val="0"/>
+          <w:i w:val="0"/>
+          <w:sz w:val="20"/>
+        </w:rPr>
+        <w:t xml:space="preserve"> Do not tilt the head back, because that draws the medicine into the throat, wasting the dose and producing the bitter taste that stops people using the spray.</w:t>
+      </w:r>
+    </w:p>
+    <w:p>
+      <w:pPr>
         <w:pStyle w:val="Heading1"/>
         <w:spacing w:before="280" w:after="100"/>
       </w:pPr>
@@ -12344,6 +14594,128 @@
           <w:i w:val="0"/>
         </w:rPr>
         <w:t xml:space="preserve"> — the slide’s reason is that they block the prostaglandin-mediated relaxation bradykinin produces; potassium-sparing diuretics, potassium supplements and salt substitutes cause hyperkalemia; several antihypertensives together raise the risk of first-dose hypotension. No drug-food or drug-herb interaction is given for any class in this lecture.</w:t>
+      </w:r>
+    </w:p>
+    <w:p>
+      <w:pPr>
+        <w:spacing w:after="120"/>
+      </w:pPr>
+      <w:r>
+        <w:rPr>
+          <w:b w:val="0"/>
+          <w:i w:val="0"/>
+        </w:rPr>
+        <w:t>Also tested</w:t>
+      </w:r>
+    </w:p>
+    <w:p>
+      <w:pPr>
+        <w:pStyle w:val="ListBullet"/>
+        <w:spacing w:after="40"/>
+      </w:pPr>
+      <w:r>
+        <w:rPr>
+          <w:b/>
+          <w:i w:val="0"/>
+          <w:sz w:val="20"/>
+        </w:rPr>
+        <w:t>ACE inhibitors in left ventricular dysfunction.</w:t>
+      </w:r>
+      <w:r>
+        <w:rPr>
+          <w:b w:val="0"/>
+          <w:i w:val="0"/>
+          <w:sz w:val="20"/>
+        </w:rPr>
+        <w:t xml:space="preserve"> Give to all patients unless contraindicated. They reduce remodeling, afterload and preload, delay progression of heart failure, and reduce myocardial infarction and hospitalization.</w:t>
+      </w:r>
+    </w:p>
+    <w:p>
+      <w:pPr>
+        <w:pStyle w:val="ListBullet"/>
+        <w:spacing w:after="40"/>
+      </w:pPr>
+      <w:r>
+        <w:rPr>
+          <w:b/>
+          <w:i w:val="0"/>
+          <w:sz w:val="20"/>
+        </w:rPr>
+        <w:t>ACE inhibitor dry cough.</w:t>
+      </w:r>
+      <w:r>
+        <w:rPr>
+          <w:b w:val="0"/>
+          <w:i w:val="0"/>
+          <w:sz w:val="20"/>
+        </w:rPr>
+        <w:t xml:space="preserve"> It is not related to dose or agent, so lowering the dose will not stop it. It is more frequent in women and may require removing the ACE inhibitor if bothersome.</w:t>
+      </w:r>
+    </w:p>
+    <w:p>
+      <w:pPr>
+        <w:pStyle w:val="ListBullet"/>
+        <w:spacing w:after="40"/>
+      </w:pPr>
+      <w:r>
+        <w:rPr>
+          <w:b/>
+          <w:i w:val="0"/>
+          <w:sz w:val="20"/>
+        </w:rPr>
+        <w:t>ACE inhibitors and bradykinin.</w:t>
+      </w:r>
+      <w:r>
+        <w:rPr>
+          <w:b w:val="0"/>
+          <w:i w:val="0"/>
+          <w:sz w:val="20"/>
+        </w:rPr>
+        <w:t xml:space="preserve"> The enzyme that makes angiotensin II also inactivates bradykinin, so blocking it slows bradykinin breakdown and bradykinin accumulates, the root of both the dry cough and angioedema.</w:t>
+      </w:r>
+    </w:p>
+    <w:p>
+      <w:pPr>
+        <w:pStyle w:val="ListBullet"/>
+        <w:spacing w:after="40"/>
+      </w:pPr>
+      <w:r>
+        <w:rPr>
+          <w:b/>
+          <w:i w:val="0"/>
+          <w:sz w:val="20"/>
+        </w:rPr>
+        <w:t>ACE inhibitors in pregnancy.</w:t>
+      </w:r>
+      <w:r>
+        <w:rPr>
+          <w:b w:val="0"/>
+          <w:i w:val="0"/>
+          <w:sz w:val="20"/>
+        </w:rPr>
+        <w:t xml:space="preserve"> They cause fetal morbidity and mortality, including birth defects and fetal death, and are contraindicated in the second and third trimesters.</w:t>
+      </w:r>
+    </w:p>
+    <w:p>
+      <w:pPr>
+        <w:pStyle w:val="ListBullet"/>
+        <w:spacing w:after="40"/>
+      </w:pPr>
+      <w:r>
+        <w:rPr>
+          <w:b/>
+          <w:i w:val="0"/>
+          <w:sz w:val="20"/>
+        </w:rPr>
+        <w:t>ACE inhibitors in renal disease.</w:t>
+      </w:r>
+      <w:r>
+        <w:rPr>
+          <w:b w:val="0"/>
+          <w:i w:val="0"/>
+          <w:sz w:val="20"/>
+        </w:rPr>
+        <w:t xml:space="preserve"> Start with a low dose, increased slowly, because glomerular filtration can fall dramatically where renal blood flow depends on angiotensin II.</w:t>
       </w:r>
     </w:p>
     <w:p>
@@ -13007,6 +15379,84 @@
       <w:pPr>
         <w:spacing w:after="80"/>
       </w:pPr>
+    </w:p>
+    <w:p>
+      <w:pPr>
+        <w:spacing w:after="120"/>
+      </w:pPr>
+      <w:r>
+        <w:rPr>
+          <w:b w:val="0"/>
+          <w:i w:val="0"/>
+        </w:rPr>
+        <w:t>Also tested</w:t>
+      </w:r>
+    </w:p>
+    <w:p>
+      <w:pPr>
+        <w:pStyle w:val="ListBullet"/>
+        <w:spacing w:after="40"/>
+      </w:pPr>
+      <w:r>
+        <w:rPr>
+          <w:b/>
+          <w:i w:val="0"/>
+          <w:sz w:val="20"/>
+        </w:rPr>
+        <w:t>Angiotensin receptor blockers in pregnancy.</w:t>
+      </w:r>
+      <w:r>
+        <w:rPr>
+          <w:b w:val="0"/>
+          <w:i w:val="0"/>
+          <w:sz w:val="20"/>
+        </w:rPr>
+        <w:t xml:space="preserve"> They share the fetal morbidity and mortality of ACE inhibitors and are not given in the second and third trimesters, so they are not an acceptable substitute then.</w:t>
+      </w:r>
+    </w:p>
+    <w:p>
+      <w:pPr>
+        <w:pStyle w:val="ListBullet"/>
+        <w:spacing w:after="40"/>
+      </w:pPr>
+      <w:r>
+        <w:rPr>
+          <w:b/>
+          <w:i w:val="0"/>
+          <w:sz w:val="20"/>
+        </w:rPr>
+        <w:t>Angiotensin receptor blocker mechanism.</w:t>
+      </w:r>
+      <w:r>
+        <w:rPr>
+          <w:b w:val="0"/>
+          <w:i w:val="0"/>
+          <w:sz w:val="20"/>
+        </w:rPr>
+        <w:t xml:space="preserve"> They lower blood pressure by blocking AT1 (angiotensin II type 1) receptors, binding with high affinity and dissociating slowly for sustained blockade: vasodilation, less aldosterone and less sodium reabsorption.</w:t>
+      </w:r>
+    </w:p>
+    <w:p>
+      <w:pPr>
+        <w:pStyle w:val="ListBullet"/>
+        <w:spacing w:after="40"/>
+      </w:pPr>
+      <w:r>
+        <w:rPr>
+          <w:b/>
+          <w:i w:val="0"/>
+          <w:sz w:val="20"/>
+        </w:rPr>
+        <w:t>Angiotensin II despite ACE inhibition.</w:t>
+      </w:r>
+      <w:r>
+        <w:rPr>
+          <w:b w:val="0"/>
+          <w:i w:val="0"/>
+          <w:sz w:val="20"/>
+        </w:rPr>
+        <w:t xml:space="preserve"> Angiotensin II can still be produced by other enzymes such as chymase (also trypsin and cathepsin), a limit of ACE (angiotensin-converting enzyme) inhibitors that angiotensin receptor blockers get around.</w:t>
+      </w:r>
     </w:p>
     <w:p>
       <w:pPr>
@@ -13703,6 +16153,150 @@
     </w:p>
     <w:p>
       <w:pPr>
+        <w:spacing w:after="120"/>
+      </w:pPr>
+      <w:r>
+        <w:rPr>
+          <w:b w:val="0"/>
+          <w:i w:val="0"/>
+        </w:rPr>
+        <w:t>Also tested</w:t>
+      </w:r>
+    </w:p>
+    <w:p>
+      <w:pPr>
+        <w:pStyle w:val="ListBullet"/>
+        <w:spacing w:after="40"/>
+      </w:pPr>
+      <w:r>
+        <w:rPr>
+          <w:b/>
+          <w:i w:val="0"/>
+          <w:sz w:val="20"/>
+        </w:rPr>
+        <w:t>Clonidine with a beta blocker.</w:t>
+      </w:r>
+      <w:r>
+        <w:rPr>
+          <w:b w:val="0"/>
+          <w:i w:val="0"/>
+          <w:sz w:val="20"/>
+        </w:rPr>
+        <w:t xml:space="preserve"> Together they lower pressure, but abrupt clonidine withdrawal in this combination produces a dramatic rise in blood pressure.</w:t>
+      </w:r>
+    </w:p>
+    <w:p>
+      <w:pPr>
+        <w:pStyle w:val="ListBullet"/>
+        <w:spacing w:after="40"/>
+      </w:pPr>
+      <w:r>
+        <w:rPr>
+          <w:b/>
+          <w:i w:val="0"/>
+          <w:sz w:val="20"/>
+        </w:rPr>
+        <w:t>AV conduction and calcium channel blockers.</w:t>
+      </w:r>
+      <w:r>
+        <w:rPr>
+          <w:b w:val="0"/>
+          <w:i w:val="0"/>
+          <w:sz w:val="20"/>
+        </w:rPr>
+        <w:t xml:space="preserve"> Both classes reduce the slow inward calcium current, but only non-dihydropyridines also decrease the channel's rate of recovery, which slows atrioventricular conduction.</w:t>
+      </w:r>
+    </w:p>
+    <w:p>
+      <w:pPr>
+        <w:pStyle w:val="ListBullet"/>
+        <w:spacing w:after="40"/>
+      </w:pPr>
+      <w:r>
+        <w:rPr>
+          <w:b/>
+          <w:i w:val="0"/>
+          <w:sz w:val="20"/>
+        </w:rPr>
+        <w:t>Verapamil and digoxin.</w:t>
+      </w:r>
+      <w:r>
+        <w:rPr>
+          <w:b w:val="0"/>
+          <w:i w:val="0"/>
+          <w:sz w:val="20"/>
+        </w:rPr>
+        <w:t xml:space="preserve"> Non-dihydropyridines inhibit P-glycoprotein, raising digoxin, tacrolimus, cyclosporine and carbamazepine; digoxin also adds a pharmacodynamic interaction.</w:t>
+      </w:r>
+    </w:p>
+    <w:p>
+      <w:pPr>
+        <w:pStyle w:val="ListBullet"/>
+        <w:spacing w:after="40"/>
+      </w:pPr>
+      <w:r>
+        <w:rPr>
+          <w:b/>
+          <w:i w:val="0"/>
+          <w:sz w:val="20"/>
+        </w:rPr>
+        <w:t>Non-dihydropyridine adverse effects.</w:t>
+      </w:r>
+      <w:r>
+        <w:rPr>
+          <w:b w:val="0"/>
+          <w:i w:val="0"/>
+          <w:sz w:val="20"/>
+        </w:rPr>
+        <w:t xml:space="preserve"> Raised liver function tests are listed among them, and liver disease is a relative contraindication to diltiazem and verapamil.</w:t>
+      </w:r>
+    </w:p>
+    <w:p>
+      <w:pPr>
+        <w:pStyle w:val="ListBullet"/>
+        <w:spacing w:after="40"/>
+      </w:pPr>
+      <w:r>
+        <w:rPr>
+          <w:b/>
+          <w:i w:val="0"/>
+          <w:sz w:val="20"/>
+        </w:rPr>
+        <w:t>Calcium channel blockers and load.</w:t>
+      </w:r>
+      <w:r>
+        <w:rPr>
+          <w:b w:val="0"/>
+          <w:i w:val="0"/>
+          <w:sz w:val="20"/>
+        </w:rPr>
+        <w:t xml:space="preserve"> At therapeutic doses they lower afterload with no change in preload, because they do not reduce venous tone.</w:t>
+      </w:r>
+    </w:p>
+    <w:p>
+      <w:pPr>
+        <w:pStyle w:val="ListBullet"/>
+        <w:spacing w:after="40"/>
+      </w:pPr>
+      <w:r>
+        <w:rPr>
+          <w:b/>
+          <w:i w:val="0"/>
+          <w:sz w:val="20"/>
+        </w:rPr>
+        <w:t>Verapamil and simvastatin.</w:t>
+      </w:r>
+      <w:r>
+        <w:rPr>
+          <w:b w:val="0"/>
+          <w:i w:val="0"/>
+          <w:sz w:val="20"/>
+        </w:rPr>
+        <w:t xml:space="preserve"> Verapamil raises simvastatin levels through CYP3A4 inhibition. Non-dihydropyridines inhibit CYP3A4, raising atorvastatin, lovastatin and simvastatin, as well as carbamazepine, propranolol, tacrolimus and cyclosporine.</w:t>
+      </w:r>
+    </w:p>
+    <w:p>
+      <w:pPr>
         <w:pStyle w:val="Heading3"/>
         <w:spacing w:before="200" w:after="100"/>
       </w:pPr>
@@ -15434,6 +18028,150 @@
     </w:p>
     <w:p>
       <w:pPr>
+        <w:spacing w:after="120"/>
+      </w:pPr>
+      <w:r>
+        <w:rPr>
+          <w:b w:val="0"/>
+          <w:i w:val="0"/>
+        </w:rPr>
+        <w:t>Also tested</w:t>
+      </w:r>
+    </w:p>
+    <w:p>
+      <w:pPr>
+        <w:pStyle w:val="ListBullet"/>
+        <w:spacing w:after="40"/>
+      </w:pPr>
+      <w:r>
+        <w:rPr>
+          <w:b/>
+          <w:i w:val="0"/>
+          <w:sz w:val="20"/>
+        </w:rPr>
+        <w:t>Non-selective beta blocker start.</w:t>
+      </w:r>
+      <w:r>
+        <w:rPr>
+          <w:b w:val="0"/>
+          <w:i w:val="0"/>
+          <w:sz w:val="20"/>
+        </w:rPr>
+        <w:t xml:space="preserve"> Cardiac output falls, so total peripheral resistance rises by reflex at first; mean arterial pressure falls only with chronic therapy as the baroreflex adjusts.</w:t>
+      </w:r>
+    </w:p>
+    <w:p>
+      <w:pPr>
+        <w:pStyle w:val="ListBullet"/>
+        <w:spacing w:after="40"/>
+      </w:pPr>
+      <w:r>
+        <w:rPr>
+          <w:b/>
+          <w:i w:val="0"/>
+          <w:sz w:val="20"/>
+        </w:rPr>
+        <w:t>Labetalol.</w:t>
+      </w:r>
+      <w:r>
+        <w:rPr>
+          <w:b w:val="0"/>
+          <w:i w:val="0"/>
+          <w:sz w:val="20"/>
+        </w:rPr>
+        <w:t xml:space="preserve"> This third-generation agent has alpha-1 blockade in addition to beta blockade, and also has beta-2 agonist activity, giving direct vasodilation.</w:t>
+      </w:r>
+    </w:p>
+    <w:p>
+      <w:pPr>
+        <w:pStyle w:val="ListBullet"/>
+        <w:spacing w:after="40"/>
+      </w:pPr>
+      <w:r>
+        <w:rPr>
+          <w:b/>
+          <w:i w:val="0"/>
+          <w:sz w:val="20"/>
+        </w:rPr>
+        <w:t>Beta blockers and angiotensin II.</w:t>
+      </w:r>
+      <w:r>
+        <w:rPr>
+          <w:b w:val="0"/>
+          <w:i w:val="0"/>
+          <w:sz w:val="20"/>
+        </w:rPr>
+        <w:t xml:space="preserve"> Blocking renal beta-1 receptors on the juxtaglomerular cells, which mediate renin release, reduces renin and therefore angiotensin II.</w:t>
+      </w:r>
+    </w:p>
+    <w:p>
+      <w:pPr>
+        <w:pStyle w:val="ListBullet"/>
+        <w:spacing w:after="40"/>
+      </w:pPr>
+      <w:r>
+        <w:rPr>
+          <w:b/>
+          <w:i w:val="0"/>
+          <w:sz w:val="20"/>
+        </w:rPr>
+        <w:t>Beta blockers in COPD (chronic obstructive pulmonary disease).</w:t>
+      </w:r>
+      <w:r>
+        <w:rPr>
+          <w:b w:val="0"/>
+          <w:i w:val="0"/>
+          <w:sz w:val="20"/>
+        </w:rPr>
+        <w:t xml:space="preserve"> They are contraindicated with bronchospasm because they block airway beta-2 receptors, reducing bronchial smooth muscle relaxation; about a third of patients with COPD develop bronchospasm.</w:t>
+      </w:r>
+    </w:p>
+    <w:p>
+      <w:pPr>
+        <w:pStyle w:val="ListBullet"/>
+        <w:spacing w:after="40"/>
+      </w:pPr>
+      <w:r>
+        <w:rPr>
+          <w:b/>
+          <w:i w:val="0"/>
+          <w:sz w:val="20"/>
+        </w:rPr>
+        <w:t>Beta blockers in type 1 diabetes.</w:t>
+      </w:r>
+      <w:r>
+        <w:rPr>
+          <w:b w:val="0"/>
+          <w:i w:val="0"/>
+          <w:sz w:val="20"/>
+        </w:rPr>
+        <w:t xml:space="preserve"> Beta blockers inhibit glycogenolysis, so hypoglycemia lasts longer, and they mask its adrenergic warning symptoms.</w:t>
+      </w:r>
+    </w:p>
+    <w:p>
+      <w:pPr>
+        <w:pStyle w:val="ListBullet"/>
+        <w:spacing w:after="40"/>
+      </w:pPr>
+      <w:r>
+        <w:rPr>
+          <w:b/>
+          <w:i w:val="0"/>
+          <w:sz w:val="20"/>
+        </w:rPr>
+        <w:t>Beta blockers in heart failure.</w:t>
+      </w:r>
+      <w:r>
+        <w:rPr>
+          <w:b w:val="0"/>
+          <w:i w:val="0"/>
+          <w:sz w:val="20"/>
+        </w:rPr>
+        <w:t xml:space="preserve"> Start at a very low dose and increase slowly, because beta blockers initially worsen heart failure symptoms.</w:t>
+      </w:r>
+    </w:p>
+    <w:p>
+      <w:pPr>
         <w:pStyle w:val="Heading2"/>
         <w:spacing w:before="200" w:after="100"/>
       </w:pPr>
@@ -15854,6 +18592,62 @@
           <w:i w:val="0"/>
         </w:rPr>
         <w:t xml:space="preserve"> Beta blockers and clonidine are the two antihypertensives whose sudden withdrawal is dangerous — and they are often prescribed together, which is why their interaction is on the slide.</w:t>
+      </w:r>
+    </w:p>
+    <w:p>
+      <w:pPr>
+        <w:spacing w:after="120"/>
+      </w:pPr>
+      <w:r>
+        <w:rPr>
+          <w:b w:val="0"/>
+          <w:i w:val="0"/>
+        </w:rPr>
+        <w:t>Also tested</w:t>
+      </w:r>
+    </w:p>
+    <w:p>
+      <w:pPr>
+        <w:pStyle w:val="ListBullet"/>
+        <w:spacing w:after="40"/>
+      </w:pPr>
+      <w:r>
+        <w:rPr>
+          <w:b/>
+          <w:i w:val="0"/>
+          <w:sz w:val="20"/>
+        </w:rPr>
+        <w:t>Clonidine withdrawal.</w:t>
+      </w:r>
+      <w:r>
+        <w:rPr>
+          <w:b w:val="0"/>
+          <w:i w:val="0"/>
+          <w:sz w:val="20"/>
+        </w:rPr>
+        <w:t xml:space="preserve"> Abrupt withdrawal causes rebound hypertension, a class side effect that may be severe, so the drug must not be stopped suddenly.</w:t>
+      </w:r>
+    </w:p>
+    <w:p>
+      <w:pPr>
+        <w:pStyle w:val="ListBullet"/>
+        <w:spacing w:after="40"/>
+      </w:pPr>
+      <w:r>
+        <w:rPr>
+          <w:b/>
+          <w:i w:val="0"/>
+          <w:sz w:val="20"/>
+        </w:rPr>
+        <w:t>Clonidine.</w:t>
+      </w:r>
+      <w:r>
+        <w:rPr>
+          <w:b w:val="0"/>
+          <w:i w:val="0"/>
+          <w:sz w:val="20"/>
+        </w:rPr>
+        <w:t xml:space="preserve"> It lowers blood pressure by stimulating central alpha-2 receptors; as an alpha-2 and imidazoline agonist, it inhibits sympathetic outflow and increases parasympathetic activity.</w:t>
       </w:r>
     </w:p>
     <w:p>
@@ -16717,6 +19511,84 @@
     </w:p>
     <w:p>
       <w:pPr>
+        <w:spacing w:after="120"/>
+      </w:pPr>
+      <w:r>
+        <w:rPr>
+          <w:b w:val="0"/>
+          <w:i w:val="0"/>
+        </w:rPr>
+        <w:t>Also tested</w:t>
+      </w:r>
+    </w:p>
+    <w:p>
+      <w:pPr>
+        <w:pStyle w:val="ListBullet"/>
+        <w:spacing w:after="40"/>
+      </w:pPr>
+      <w:r>
+        <w:rPr>
+          <w:b/>
+          <w:i w:val="0"/>
+          <w:sz w:val="20"/>
+        </w:rPr>
+        <w:t>Hydralazine contraindications.</w:t>
+      </w:r>
+      <w:r>
+        <w:rPr>
+          <w:b w:val="0"/>
+          <w:i w:val="0"/>
+          <w:sz w:val="20"/>
+        </w:rPr>
+        <w:t xml:space="preserve"> It is contraindicated in coronary artery disease, the elderly and ischemia, because vasodilation with reflex sympathetic activation raises cardiac workload.</w:t>
+      </w:r>
+    </w:p>
+    <w:p>
+      <w:pPr>
+        <w:pStyle w:val="ListBullet"/>
+        <w:spacing w:after="40"/>
+      </w:pPr>
+      <w:r>
+        <w:rPr>
+          <w:b/>
+          <w:i w:val="0"/>
+          <w:sz w:val="20"/>
+        </w:rPr>
+        <w:t>Hydralazine mechanism.</w:t>
+      </w:r>
+      <w:r>
+        <w:rPr>
+          <w:b w:val="0"/>
+          <w:i w:val="0"/>
+          <w:sz w:val="20"/>
+        </w:rPr>
+        <w:t xml:space="preserve"> It is not fully understood; proposed actions include increased cyclic GMP (via nitric oxide), renal prostaglandins and interference with calcium movement.</w:t>
+      </w:r>
+    </w:p>
+    <w:p>
+      <w:pPr>
+        <w:pStyle w:val="ListBullet"/>
+        <w:spacing w:after="40"/>
+      </w:pPr>
+      <w:r>
+        <w:rPr>
+          <w:b/>
+          <w:i w:val="0"/>
+          <w:sz w:val="20"/>
+        </w:rPr>
+        <w:t>Direct vasodilators used alone.</w:t>
+      </w:r>
+      <w:r>
+        <w:rPr>
+          <w:b w:val="0"/>
+          <w:i w:val="0"/>
+          <w:sz w:val="20"/>
+        </w:rPr>
+        <w:t xml:space="preserve"> They lose effect over time because reflex responses cause tachyphylaxis: arteriolar dilation triggers reflex sympathetic activation (tachycardia, higher cardiac output, fluid retention, raised renin).</w:t>
+      </w:r>
+    </w:p>
+    <w:p>
+      <w:pPr>
         <w:pStyle w:val="Heading2"/>
         <w:spacing w:before="200" w:after="100"/>
       </w:pPr>
@@ -17589,6 +20461,40 @@
     </w:p>
     <w:p>
       <w:pPr>
+        <w:spacing w:after="120"/>
+      </w:pPr>
+      <w:r>
+        <w:rPr>
+          <w:b w:val="0"/>
+          <w:i w:val="0"/>
+        </w:rPr>
+        <w:t>Also tested</w:t>
+      </w:r>
+    </w:p>
+    <w:p>
+      <w:pPr>
+        <w:pStyle w:val="ListBullet"/>
+        <w:spacing w:after="40"/>
+      </w:pPr>
+      <w:r>
+        <w:rPr>
+          <w:b/>
+          <w:i w:val="0"/>
+          <w:sz w:val="20"/>
+        </w:rPr>
+        <w:t>Reassessing blood pressure control.</w:t>
+      </w:r>
+      <w:r>
+        <w:rPr>
+          <w:b w:val="0"/>
+          <w:i w:val="0"/>
+          <w:sz w:val="20"/>
+        </w:rPr>
+        <w:t xml:space="preserve"> Reassess about 4 weeks after starting or titrating an antihypertensive. One or two titration steps are appropriate before modifying or adding medication.</w:t>
+      </w:r>
+    </w:p>
+    <w:p>
+      <w:pPr>
         <w:pStyle w:val="Heading1"/>
         <w:spacing w:before="280" w:after="100"/>
       </w:pPr>
@@ -18769,6 +21675,40 @@
           <w:i w:val="0"/>
         </w:rPr>
         <w:t>. What differs is how they get there.</w:t>
+      </w:r>
+    </w:p>
+    <w:p>
+      <w:pPr>
+        <w:spacing w:after="120"/>
+      </w:pPr>
+      <w:r>
+        <w:rPr>
+          <w:b w:val="0"/>
+          <w:i w:val="0"/>
+        </w:rPr>
+        <w:t>Also tested</w:t>
+      </w:r>
+    </w:p>
+    <w:p>
+      <w:pPr>
+        <w:pStyle w:val="ListBullet"/>
+        <w:spacing w:after="40"/>
+      </w:pPr>
+      <w:r>
+        <w:rPr>
+          <w:b/>
+          <w:i w:val="0"/>
+          <w:sz w:val="20"/>
+        </w:rPr>
+        <w:t>LDL receptor activity.</w:t>
+      </w:r>
+      <w:r>
+        <w:rPr>
+          <w:b w:val="0"/>
+          <w:i w:val="0"/>
+          <w:sz w:val="20"/>
+        </w:rPr>
+        <w:t xml:space="preserve"> When it falls, LDL accumulates in plasma, driving atherosclerosis; most LDL-lowering classes work by raising receptor activity.</w:t>
       </w:r>
     </w:p>
     <w:p>
@@ -19429,6 +22369,84 @@
     </w:p>
     <w:p>
       <w:pPr>
+        <w:spacing w:after="120"/>
+      </w:pPr>
+      <w:r>
+        <w:rPr>
+          <w:b w:val="0"/>
+          <w:i w:val="0"/>
+        </w:rPr>
+        <w:t>Also tested</w:t>
+      </w:r>
+    </w:p>
+    <w:p>
+      <w:pPr>
+        <w:pStyle w:val="ListBullet"/>
+        <w:spacing w:after="40"/>
+      </w:pPr>
+      <w:r>
+        <w:rPr>
+          <w:b/>
+          <w:i w:val="0"/>
+          <w:sz w:val="20"/>
+        </w:rPr>
+        <w:t>Statin muscle toxicity.</w:t>
+      </w:r>
+      <w:r>
+        <w:rPr>
+          <w:b w:val="0"/>
+          <w:i w:val="0"/>
+          <w:sz w:val="20"/>
+        </w:rPr>
+        <w:t xml:space="preserve"> Muscle toxicity requires discontinuing the statin. Myopathy occurs in 0.2 to 0.4% of patients, with rare rhabdomyolysis.</w:t>
+      </w:r>
+    </w:p>
+    <w:p>
+      <w:pPr>
+        <w:pStyle w:val="ListBullet"/>
+        <w:spacing w:after="40"/>
+      </w:pPr>
+      <w:r>
+        <w:rPr>
+          <w:b/>
+          <w:i w:val="0"/>
+          <w:sz w:val="20"/>
+        </w:rPr>
+        <w:t>Statin with a fibrate.</w:t>
+      </w:r>
+      <w:r>
+        <w:rPr>
+          <w:b w:val="0"/>
+          <w:i w:val="0"/>
+          <w:sz w:val="20"/>
+        </w:rPr>
+        <w:t xml:space="preserve"> Combine them only with caution because of a higher risk of myopathy, as both classes can cause it; gemfibrozil is a relative contraindication with statins.</w:t>
+      </w:r>
+    </w:p>
+    <w:p>
+      <w:pPr>
+        <w:pStyle w:val="ListBullet"/>
+        <w:spacing w:after="40"/>
+      </w:pPr>
+      <w:r>
+        <w:rPr>
+          <w:b/>
+          <w:i w:val="0"/>
+          <w:sz w:val="20"/>
+        </w:rPr>
+        <w:t>Reducing statin myopathy risk.</w:t>
+      </w:r>
+      <w:r>
+        <w:rPr>
+          <w:b w:val="0"/>
+          <w:i w:val="0"/>
+          <w:sz w:val="20"/>
+        </w:rPr>
+        <w:t xml:space="preserve"> Use the lowest effective dose; also use caution in renal impairment and with fibrates, avoid other drug interactions, and monitor symptoms and laboratory values.</w:t>
+      </w:r>
+    </w:p>
+    <w:p>
+      <w:pPr>
         <w:pStyle w:val="Heading2"/>
         <w:spacing w:before="200" w:after="100"/>
       </w:pPr>
@@ -19718,6 +22736,40 @@
     </w:p>
     <w:p>
       <w:pPr>
+        <w:spacing w:after="120"/>
+      </w:pPr>
+      <w:r>
+        <w:rPr>
+          <w:b w:val="0"/>
+          <w:i w:val="0"/>
+        </w:rPr>
+        <w:t>Also tested</w:t>
+      </w:r>
+    </w:p>
+    <w:p>
+      <w:pPr>
+        <w:pStyle w:val="ListBullet"/>
+        <w:spacing w:after="40"/>
+      </w:pPr>
+      <w:r>
+        <w:rPr>
+          <w:b/>
+          <w:i w:val="0"/>
+          <w:sz w:val="20"/>
+        </w:rPr>
+        <w:t>Ezetimibe use.</w:t>
+      </w:r>
+      <w:r>
+        <w:rPr>
+          <w:b w:val="0"/>
+          <w:i w:val="0"/>
+          <w:sz w:val="20"/>
+        </w:rPr>
+        <w:t xml:space="preserve"> Ezetimibe is typically added to a statin for dual inhibition: the statin blocks synthesis and ezetimibe blocks absorption, giving additional LDL (low-density lipoprotein) lowering.</w:t>
+      </w:r>
+    </w:p>
+    <w:p>
+      <w:pPr>
         <w:pStyle w:val="Heading2"/>
         <w:spacing w:before="200" w:after="100"/>
       </w:pPr>
@@ -20216,6 +23268,282 @@
       <w:pPr>
         <w:spacing w:after="80"/>
       </w:pPr>
+    </w:p>
+    <w:p>
+      <w:pPr>
+        <w:spacing w:after="120"/>
+      </w:pPr>
+      <w:r>
+        <w:rPr>
+          <w:b w:val="0"/>
+          <w:i w:val="0"/>
+        </w:rPr>
+        <w:t>Also tested</w:t>
+      </w:r>
+    </w:p>
+    <w:p>
+      <w:pPr>
+        <w:pStyle w:val="ListBullet"/>
+        <w:spacing w:after="40"/>
+      </w:pPr>
+      <w:r>
+        <w:rPr>
+          <w:b/>
+          <w:i w:val="0"/>
+          <w:sz w:val="20"/>
+        </w:rPr>
+        <w:t>Rebound hyperemia from ocular vasoconstrictors.</w:t>
+      </w:r>
+      <w:r>
+        <w:rPr>
+          <w:b w:val="0"/>
+          <w:i w:val="0"/>
+          <w:sz w:val="20"/>
+        </w:rPr>
+        <w:t xml:space="preserve"> Alpha-adrenergic agonist drops constrict vessels to reduce redness and conjunctival edema; constant activation downregulates alpha-1 receptors, so on stopping, vessels dilate because fewer receptors remain for endogenous noradrenaline and adrenaline.</w:t>
+      </w:r>
+    </w:p>
+    <w:p>
+      <w:pPr>
+        <w:pStyle w:val="ListBullet"/>
+        <w:spacing w:after="40"/>
+      </w:pPr>
+      <w:r>
+        <w:rPr>
+          <w:b/>
+          <w:i w:val="0"/>
+          <w:sz w:val="20"/>
+        </w:rPr>
+        <w:t>Over-the-counter ocular vasoconstrictors.</w:t>
+      </w:r>
+      <w:r>
+        <w:rPr>
+          <w:b w:val="0"/>
+          <w:i w:val="0"/>
+          <w:sz w:val="20"/>
+        </w:rPr>
+        <w:t xml:space="preserve"> Use them for under two weeks because of rebound hyperemia, and see a provider if no better in 72 hours, since a red eye that is not improving may be more serious than allergy.</w:t>
+      </w:r>
+    </w:p>
+    <w:p>
+      <w:pPr>
+        <w:pStyle w:val="ListBullet"/>
+        <w:spacing w:after="40"/>
+      </w:pPr>
+      <w:r>
+        <w:rPr>
+          <w:b/>
+          <w:i w:val="0"/>
+          <w:sz w:val="20"/>
+        </w:rPr>
+        <w:t>Vasoconstrictor allergy drops.</w:t>
+      </w:r>
+      <w:r>
+        <w:rPr>
+          <w:b w:val="0"/>
+          <w:i w:val="0"/>
+          <w:sz w:val="20"/>
+        </w:rPr>
+        <w:t xml:space="preserve"> The vasoconstrictor activates alpha-adrenergic receptors on vessels, reducing conjunctival edema and redness. It treats the appearance rather than the allergy, so it is paired with an antihistamine in products such as Naphcon-A.</w:t>
+      </w:r>
+    </w:p>
+    <w:p>
+      <w:pPr>
+        <w:pStyle w:val="ListBullet"/>
+        <w:spacing w:after="40"/>
+      </w:pPr>
+      <w:r>
+        <w:rPr>
+          <w:b/>
+          <w:i w:val="0"/>
+          <w:sz w:val="20"/>
+        </w:rPr>
+        <w:t>Bile acid sequestrants and triglycerides.</w:t>
+      </w:r>
+      <w:r>
+        <w:rPr>
+          <w:b w:val="0"/>
+          <w:i w:val="0"/>
+          <w:sz w:val="20"/>
+        </w:rPr>
+        <w:t xml:space="preserve"> Resins may increase VLDL (very low-density lipoprotein) production and raise triglycerides, so they are avoided when triglycerides are high. On the lipid comparison they show no change or a rise in triglycerides.</w:t>
+      </w:r>
+    </w:p>
+    <w:p>
+      <w:pPr>
+        <w:pStyle w:val="ListBullet"/>
+        <w:spacing w:after="40"/>
+      </w:pPr>
+      <w:r>
+        <w:rPr>
+          <w:b/>
+          <w:i w:val="0"/>
+          <w:sz w:val="20"/>
+        </w:rPr>
+        <w:t>Resin effect on bile acids.</w:t>
+      </w:r>
+      <w:r>
+        <w:rPr>
+          <w:b w:val="0"/>
+          <w:i w:val="0"/>
+          <w:sz w:val="20"/>
+        </w:rPr>
+        <w:t xml:space="preserve"> When resins deplete the bile acid pool, cholesterol 7-alpha hydroxylase activity increases and converts more cholesterol to bile acids. The liver also adds LDL receptors, increasing VLDL and LDL removal.</w:t>
+      </w:r>
+    </w:p>
+    <w:p>
+      <w:pPr>
+        <w:pStyle w:val="ListBullet"/>
+        <w:spacing w:after="40"/>
+      </w:pPr>
+      <w:r>
+        <w:rPr>
+          <w:b/>
+          <w:i w:val="0"/>
+          <w:sz w:val="20"/>
+        </w:rPr>
+        <w:t>Long-term resin risk.</w:t>
+      </w:r>
+      <w:r>
+        <w:rPr>
+          <w:b w:val="0"/>
+          <w:i w:val="0"/>
+          <w:sz w:val="20"/>
+        </w:rPr>
+        <w:t xml:space="preserve"> Resins such as cholestyramine cause malabsorption of the fat-soluble vitamins A, D, E and K and of folic acid.</w:t>
+      </w:r>
+    </w:p>
+    <w:p>
+      <w:pPr>
+        <w:pStyle w:val="ListBullet"/>
+        <w:spacing w:after="40"/>
+      </w:pPr>
+      <w:r>
+        <w:rPr>
+          <w:b/>
+          <w:i w:val="0"/>
+          <w:sz w:val="20"/>
+        </w:rPr>
+        <w:t>Rebound hyperemia.</w:t>
+      </w:r>
+      <w:r>
+        <w:rPr>
+          <w:b w:val="0"/>
+          <w:i w:val="0"/>
+          <w:sz w:val="20"/>
+        </w:rPr>
+        <w:t xml:space="preserve"> Naphazoline, a topical vasoconstrictor eye drop, causes rebound hyperemia after discontinuation if used for too long. Nasal decongestant sprays share the risk.</w:t>
+      </w:r>
+    </w:p>
+    <w:p>
+      <w:pPr>
+        <w:pStyle w:val="ListBullet"/>
+        <w:spacing w:after="40"/>
+      </w:pPr>
+      <w:r>
+        <w:rPr>
+          <w:b/>
+          <w:i w:val="0"/>
+          <w:sz w:val="20"/>
+        </w:rPr>
+        <w:t>Vasoconstrictor eye drop duration.</w:t>
+      </w:r>
+      <w:r>
+        <w:rPr>
+          <w:b w:val="0"/>
+          <w:i w:val="0"/>
+          <w:sz w:val="20"/>
+        </w:rPr>
+        <w:t xml:space="preserve"> Use is for the short term, less than two weeks. Prolonged use leads to rebound hyperemia after the drops are stopped.</w:t>
+      </w:r>
+    </w:p>
+    <w:p>
+      <w:pPr>
+        <w:pStyle w:val="ListBullet"/>
+        <w:spacing w:after="40"/>
+      </w:pPr>
+      <w:r>
+        <w:rPr>
+          <w:b/>
+          <w:i w:val="0"/>
+          <w:sz w:val="20"/>
+        </w:rPr>
+        <w:t>Redness-relief drop duration.</w:t>
+      </w:r>
+      <w:r>
+        <w:rPr>
+          <w:b w:val="0"/>
+          <w:i w:val="0"/>
+          <w:sz w:val="20"/>
+        </w:rPr>
+        <w:t xml:space="preserve"> Use should be no more than two weeks. If there is no improvement within 72 hours, the patient should stop and be seen.</w:t>
+      </w:r>
+    </w:p>
+    <w:p>
+      <w:pPr>
+        <w:pStyle w:val="ListBullet"/>
+        <w:spacing w:after="40"/>
+      </w:pPr>
+      <w:r>
+        <w:rPr>
+          <w:b/>
+          <w:i w:val="0"/>
+          <w:sz w:val="20"/>
+        </w:rPr>
+        <w:t>No improvement with vasoconstrictor drops.</w:t>
+      </w:r>
+      <w:r>
+        <w:rPr>
+          <w:b w:val="0"/>
+          <w:i w:val="0"/>
+          <w:sz w:val="20"/>
+        </w:rPr>
+        <w:t xml:space="preserve"> No improvement within 72 hours is the trigger to stop the drop and see a provider, because something more serious may be going on.</w:t>
+      </w:r>
+    </w:p>
+    <w:p>
+      <w:pPr>
+        <w:pStyle w:val="ListBullet"/>
+        <w:spacing w:after="40"/>
+      </w:pPr>
+      <w:r>
+        <w:rPr>
+          <w:b/>
+          <w:i w:val="0"/>
+          <w:sz w:val="20"/>
+        </w:rPr>
+        <w:t>Rebound hyperemia counseling.</w:t>
+      </w:r>
+      <w:r>
+        <w:rPr>
+          <w:b w:val="0"/>
+          <w:i w:val="0"/>
+          <w:sz w:val="20"/>
+        </w:rPr>
+        <w:t xml:space="preserve"> Beyond about two weeks of daily redness-relief drops, stopping leaves the eye redder than it started. This is rebound hyperemia.</w:t>
+      </w:r>
+    </w:p>
+    <w:p>
+      <w:pPr>
+        <w:pStyle w:val="ListBullet"/>
+        <w:spacing w:after="40"/>
+      </w:pPr>
+      <w:r>
+        <w:rPr>
+          <w:b/>
+          <w:i w:val="0"/>
+          <w:sz w:val="20"/>
+        </w:rPr>
+        <w:t>Cholestyramine powder.</w:t>
+      </w:r>
+      <w:r>
+        <w:rPr>
+          <w:b w:val="0"/>
+          <w:i w:val="0"/>
+          <w:sz w:val="20"/>
+        </w:rPr>
+        <w:t xml:space="preserve"> Mix it in water or fruit juice; a pulpy drink masks the taste.</w:t>
+      </w:r>
     </w:p>
     <w:p>
       <w:pPr>
@@ -20602,6 +23930,62 @@
     </w:p>
     <w:p>
       <w:pPr>
+        <w:spacing w:after="120"/>
+      </w:pPr>
+      <w:r>
+        <w:rPr>
+          <w:b w:val="0"/>
+          <w:i w:val="0"/>
+        </w:rPr>
+        <w:t>Also tested</w:t>
+      </w:r>
+    </w:p>
+    <w:p>
+      <w:pPr>
+        <w:pStyle w:val="ListBullet"/>
+        <w:spacing w:after="40"/>
+      </w:pPr>
+      <w:r>
+        <w:rPr>
+          <w:b/>
+          <w:i w:val="0"/>
+          <w:sz w:val="20"/>
+        </w:rPr>
+        <w:t>Fibrate interactions.</w:t>
+      </w:r>
+      <w:r>
+        <w:rPr>
+          <w:b w:val="0"/>
+          <w:i w:val="0"/>
+          <w:sz w:val="20"/>
+        </w:rPr>
+        <w:t xml:space="preserve"> Fibrates such as gemfibrozil increase the anticoagulant effect of warfarin. They also interact with statins, ezetimibe and bile acid sequestrants.</w:t>
+      </w:r>
+    </w:p>
+    <w:p>
+      <w:pPr>
+        <w:pStyle w:val="ListBullet"/>
+        <w:spacing w:after="40"/>
+      </w:pPr>
+      <w:r>
+        <w:rPr>
+          <w:b/>
+          <w:i w:val="0"/>
+          <w:sz w:val="20"/>
+        </w:rPr>
+        <w:t>Fibrate indication.</w:t>
+      </w:r>
+      <w:r>
+        <w:rPr>
+          <w:b w:val="0"/>
+          <w:i w:val="0"/>
+          <w:sz w:val="20"/>
+        </w:rPr>
+        <w:t xml:space="preserve"> Triglycerides over 1000 mg/dL are the primary indication for a fibrate. Fibrates lower triglycerides by 20 to 50%, and niacin by a similar amount.</w:t>
+      </w:r>
+    </w:p>
+    <w:p>
+      <w:pPr>
         <w:pStyle w:val="Heading2"/>
         <w:spacing w:before="200" w:after="100"/>
       </w:pPr>
@@ -20941,6 +24325,84 @@
           <w:i w:val="0"/>
         </w:rPr>
         <w:t xml:space="preserve"> carries the adverse effects of both — hepatotoxicity, myopathy and flushing.</w:t>
+      </w:r>
+    </w:p>
+    <w:p>
+      <w:pPr>
+        <w:spacing w:after="120"/>
+      </w:pPr>
+      <w:r>
+        <w:rPr>
+          <w:b w:val="0"/>
+          <w:i w:val="0"/>
+        </w:rPr>
+        <w:t>Also tested</w:t>
+      </w:r>
+    </w:p>
+    <w:p>
+      <w:pPr>
+        <w:pStyle w:val="ListBullet"/>
+        <w:spacing w:after="40"/>
+      </w:pPr>
+      <w:r>
+        <w:rPr>
+          <w:b/>
+          <w:i w:val="0"/>
+          <w:sz w:val="20"/>
+        </w:rPr>
+        <w:t>Niacin flushing.</w:t>
+      </w:r>
+      <w:r>
+        <w:rPr>
+          <w:b w:val="0"/>
+          <w:i w:val="0"/>
+          <w:sz w:val="20"/>
+        </w:rPr>
+        <w:t xml:space="preserve"> Flushing is prostaglandin mediated and is minimized by premedication with aspirin, so patients should take aspirin beforehand.</w:t>
+      </w:r>
+    </w:p>
+    <w:p>
+      <w:pPr>
+        <w:pStyle w:val="ListBullet"/>
+        <w:spacing w:after="40"/>
+      </w:pPr>
+      <w:r>
+        <w:rPr>
+          <w:b/>
+          <w:i w:val="0"/>
+          <w:sz w:val="20"/>
+        </w:rPr>
+        <w:t>Niacin and gout.</w:t>
+      </w:r>
+      <w:r>
+        <w:rPr>
+          <w:b w:val="0"/>
+          <w:i w:val="0"/>
+          <w:sz w:val="20"/>
+        </w:rPr>
+        <w:t xml:space="preserve"> Symptomatic gout is a relative contraindication because niacin raises uric acid; at larger doses it also raises liver enzymes and glucose.</w:t>
+      </w:r>
+    </w:p>
+    <w:p>
+      <w:pPr>
+        <w:pStyle w:val="ListBullet"/>
+        <w:spacing w:after="40"/>
+      </w:pPr>
+      <w:r>
+        <w:rPr>
+          <w:b/>
+          <w:i w:val="0"/>
+          <w:sz w:val="20"/>
+        </w:rPr>
+        <w:t>Niacin and glucose.</w:t>
+      </w:r>
+      <w:r>
+        <w:rPr>
+          <w:b w:val="0"/>
+          <w:i w:val="0"/>
+          <w:sz w:val="20"/>
+        </w:rPr>
+        <w:t xml:space="preserve"> Larger doses raise glucose and decrease glucose tolerance, making diabetes a relative contraindication.</w:t>
       </w:r>
     </w:p>
     <w:p>
@@ -22585,6 +26047,106 @@
       <w:pPr>
         <w:spacing w:after="80"/>
       </w:pPr>
+    </w:p>
+    <w:p>
+      <w:pPr>
+        <w:spacing w:after="120"/>
+      </w:pPr>
+      <w:r>
+        <w:rPr>
+          <w:b w:val="0"/>
+          <w:i w:val="0"/>
+        </w:rPr>
+        <w:t>Also tested</w:t>
+      </w:r>
+    </w:p>
+    <w:p>
+      <w:pPr>
+        <w:pStyle w:val="ListBullet"/>
+        <w:spacing w:after="40"/>
+      </w:pPr>
+      <w:r>
+        <w:rPr>
+          <w:b/>
+          <w:i w:val="0"/>
+          <w:sz w:val="20"/>
+        </w:rPr>
+        <w:t>Four statin benefit groups.</w:t>
+      </w:r>
+      <w:r>
+        <w:rPr>
+          <w:b w:val="0"/>
+          <w:i w:val="0"/>
+          <w:sz w:val="20"/>
+        </w:rPr>
+        <w:t xml:space="preserve"> Clinical atherosclerotic cardiovascular disease, such as after a myocardial infarction, is the first. The others are LDL above 190 mg/dL, diabetes at ages 40 to 75 with LDL 70 to 189, and high estimated risk.</w:t>
+      </w:r>
+    </w:p>
+    <w:p>
+      <w:pPr>
+        <w:pStyle w:val="ListBullet"/>
+        <w:spacing w:after="40"/>
+      </w:pPr>
+      <w:r>
+        <w:rPr>
+          <w:b/>
+          <w:i w:val="0"/>
+          <w:sz w:val="20"/>
+        </w:rPr>
+        <w:t>Statin group for diabetes.</w:t>
+      </w:r>
+      <w:r>
+        <w:rPr>
+          <w:b w:val="0"/>
+          <w:i w:val="0"/>
+          <w:sz w:val="20"/>
+        </w:rPr>
+        <w:t xml:space="preserve"> Patients with diabetes aged 40 to 75 with LDL (low-density lipoprotein) 70 to 189 mg/dL and no clinical atherosclerotic cardiovascular disease meet a statin benefit group.</w:t>
+      </w:r>
+    </w:p>
+    <w:p>
+      <w:pPr>
+        <w:pStyle w:val="ListBullet"/>
+        <w:spacing w:after="40"/>
+      </w:pPr>
+      <w:r>
+        <w:rPr>
+          <w:b/>
+          <w:i w:val="0"/>
+          <w:sz w:val="20"/>
+        </w:rPr>
+        <w:t>ACC/AHA versus ATP III.</w:t>
+      </w:r>
+      <w:r>
+        <w:rPr>
+          <w:b w:val="0"/>
+          <w:i w:val="0"/>
+          <w:sz w:val="20"/>
+        </w:rPr>
+        <w:t xml:space="preserve"> The ACC/AHA (American College of Cardiology/American Heart Association) guideline starts moderate- or high-intensity statin therapy for the four benefit groups and does not treat to a specific LDL (low-density lipoprotein) target, unlike ATP III (Adult Treatment Panel III).</w:t>
+      </w:r>
+    </w:p>
+    <w:p>
+      <w:pPr>
+        <w:pStyle w:val="ListBullet"/>
+        <w:spacing w:after="40"/>
+      </w:pPr>
+      <w:r>
+        <w:rPr>
+          <w:b/>
+          <w:i w:val="0"/>
+          <w:sz w:val="20"/>
+        </w:rPr>
+        <w:t>LDL above 190 mg/dL.</w:t>
+      </w:r>
+      <w:r>
+        <w:rPr>
+          <w:b w:val="0"/>
+          <w:i w:val="0"/>
+          <w:sz w:val="20"/>
+        </w:rPr>
+        <w:t xml:space="preserve"> Individuals with LDL (low-density lipoprotein) above 190 mg/dL form one of the four statin benefit groups on that finding alone, whatever their other risk factors.</w:t>
+      </w:r>
     </w:p>
     <w:sectPr>
       <w:pgSz w:w="12240" w:h="15840"/>

--- a/Pharmacology I Exam 2/pharm-exam-2-study-guide.docx
+++ b/Pharmacology I Exam 2/pharm-exam-2-study-guide.docx
@@ -1252,6 +1252,50 @@
     </w:p>
     <w:p>
       <w:pPr>
+        <w:pStyle w:val="ListBullet"/>
+        <w:spacing w:after="40"/>
+      </w:pPr>
+      <w:r>
+        <w:rPr>
+          <w:b/>
+          <w:i w:val="0"/>
+          <w:sz w:val="20"/>
+        </w:rPr>
+        <w:t>Intravitreal delivery.</w:t>
+      </w:r>
+      <w:r>
+        <w:rPr>
+          <w:b w:val="0"/>
+          <w:i w:val="0"/>
+          <w:sz w:val="20"/>
+        </w:rPr>
+        <w:t xml:space="preserve"> Intravitreal injection or device circumvents absorption entirely for an immediate local effect; it is used for endophthalmitis, retinitis and age-related macular degeneration, and its limitation is retinal toxicity.</w:t>
+      </w:r>
+    </w:p>
+    <w:p>
+      <w:pPr>
+        <w:pStyle w:val="ListBullet"/>
+        <w:spacing w:after="40"/>
+      </w:pPr>
+      <w:r>
+        <w:rPr>
+          <w:b/>
+          <w:i w:val="0"/>
+          <w:sz w:val="20"/>
+        </w:rPr>
+        <w:t>Intravitreal treatment of endophthalmitis.</w:t>
+      </w:r>
+      <w:r>
+        <w:rPr>
+          <w:b w:val="0"/>
+          <w:i w:val="0"/>
+          <w:sz w:val="20"/>
+        </w:rPr>
+        <w:t xml:space="preserve"> Intravitreal injection or device circumvents absorption entirely for an immediate local effect, with a potential sustained effect too; its limitation is retinal toxicity.</w:t>
+      </w:r>
+    </w:p>
+    <w:p>
+      <w:pPr>
         <w:pStyle w:val="Heading2"/>
         <w:spacing w:before="200" w:after="100"/>
       </w:pPr>
@@ -2039,6 +2083,94 @@
     </w:p>
     <w:p>
       <w:pPr>
+        <w:pStyle w:val="ListBullet"/>
+        <w:spacing w:after="40"/>
+      </w:pPr>
+      <w:r>
+        <w:rPr>
+          <w:b/>
+          <w:i w:val="0"/>
+          <w:sz w:val="20"/>
+        </w:rPr>
+        <w:t>Azithromycin versus erythromycin eye preparations.</w:t>
+      </w:r>
+      <w:r>
+        <w:rPr>
+          <w:b w:val="0"/>
+          <w:i w:val="0"/>
+          <w:sz w:val="20"/>
+        </w:rPr>
+        <w:t xml:space="preserve"> Azithromycin solution is dosed twice daily, against four or more times a day for erythromycin ointment, which helps compliance, but azithromycin is considerably more expensive, so erythromycin remains the common choice.</w:t>
+      </w:r>
+    </w:p>
+    <w:p>
+      <w:pPr>
+        <w:pStyle w:val="ListBullet"/>
+        <w:spacing w:after="40"/>
+      </w:pPr>
+      <w:r>
+        <w:rPr>
+          <w:b/>
+          <w:i w:val="0"/>
+          <w:sz w:val="20"/>
+        </w:rPr>
+        <w:t>Ophthalmia neonatorum prophylaxis.</w:t>
+      </w:r>
+      <w:r>
+        <w:rPr>
+          <w:b w:val="0"/>
+          <w:i w:val="0"/>
+          <w:sz w:val="20"/>
+        </w:rPr>
+        <w:t xml:space="preserve"> Erythromycin, as the 0.5% ointment, is the ophthalmic antibiotic used for newborn prophylaxis and for superficial conjunctival or corneal infection.</w:t>
+      </w:r>
+    </w:p>
+    <w:p>
+      <w:pPr>
+        <w:pStyle w:val="ListBullet"/>
+        <w:spacing w:after="40"/>
+      </w:pPr>
+      <w:r>
+        <w:rPr>
+          <w:b/>
+          <w:i w:val="0"/>
+          <w:sz w:val="20"/>
+        </w:rPr>
+        <w:t>Azithromycin ophthalmic use.</w:t>
+      </w:r>
+      <w:r>
+        <w:rPr>
+          <w:b w:val="0"/>
+          <w:i w:val="0"/>
+          <w:sz w:val="20"/>
+        </w:rPr>
+        <w:t xml:space="preserve"> Azithromycin is considerably more expensive and given less frequently (twice a day against four or more times for erythromycin), but the cost keeps it from being used as often clinically.</w:t>
+      </w:r>
+    </w:p>
+    <w:p>
+      <w:pPr>
+        <w:pStyle w:val="ListBullet"/>
+        <w:spacing w:after="40"/>
+      </w:pPr>
+      <w:r>
+        <w:rPr>
+          <w:b/>
+          <w:i w:val="0"/>
+          <w:sz w:val="20"/>
+        </w:rPr>
+        <w:t>Newborn ophthalmia neonatorum prophylaxis.</w:t>
+      </w:r>
+      <w:r>
+        <w:rPr>
+          <w:b w:val="0"/>
+          <w:i w:val="0"/>
+          <w:sz w:val="20"/>
+        </w:rPr>
+        <w:t xml:space="preserve"> Erythromycin ointment is the named agent for prophylaxis against ophthalmia neonatorum, and it is inexpensive.</w:t>
+      </w:r>
+    </w:p>
+    <w:p>
+      <w:pPr>
         <w:pStyle w:val="Heading2"/>
         <w:spacing w:before="200" w:after="100"/>
       </w:pPr>
@@ -2826,6 +2958,28 @@
           <w:sz w:val="20"/>
         </w:rPr>
         <w:t xml:space="preserve"> They are most useful in predictable seasonal allergy when the patient is intolerant of alternatives; their weaknesses are 5 to 14 days to full effect and often four times daily dosing.</w:t>
+      </w:r>
+    </w:p>
+    <w:p>
+      <w:pPr>
+        <w:pStyle w:val="ListBullet"/>
+        <w:spacing w:after="40"/>
+      </w:pPr>
+      <w:r>
+        <w:rPr>
+          <w:b/>
+          <w:i w:val="0"/>
+          <w:sz w:val="20"/>
+        </w:rPr>
+        <w:t>Topical ocular vasoconstrictors.</w:t>
+      </w:r>
+      <w:r>
+        <w:rPr>
+          <w:b w:val="0"/>
+          <w:i w:val="0"/>
+          <w:sz w:val="20"/>
+        </w:rPr>
+        <w:t xml:space="preserve"> Locally in the eye they act on alpha 1 receptors, which constrict the conjunctival vessels; systemically these imidazolines target alpha 2 instead, which is what makes an accidental ingestion dangerous.</w:t>
       </w:r>
     </w:p>
     <w:p>
@@ -3340,6 +3494,28 @@
     </w:p>
     <w:p>
       <w:pPr>
+        <w:pStyle w:val="ListBullet"/>
+        <w:spacing w:after="40"/>
+      </w:pPr>
+      <w:r>
+        <w:rPr>
+          <w:b/>
+          <w:i w:val="0"/>
+          <w:sz w:val="20"/>
+        </w:rPr>
+        <w:t>Ophthalmic non-steroidal anti-inflammatories.</w:t>
+      </w:r>
+      <w:r>
+        <w:rPr>
+          <w:b w:val="0"/>
+          <w:i w:val="0"/>
+          <w:sz w:val="20"/>
+        </w:rPr>
+        <w:t xml:space="preserve"> Ketorolac blocks cyclooxygenase, stopping conversion of arachidonic acid to prostaglandins and thromboxanes; the mechanism is the same whether the drug is taken for a headache or put in the eye.</w:t>
+      </w:r>
+    </w:p>
+    <w:p>
+      <w:pPr>
         <w:pStyle w:val="Heading2"/>
         <w:spacing w:before="200" w:after="100"/>
       </w:pPr>
@@ -4246,6 +4422,160 @@
           <w:sz w:val="20"/>
         </w:rPr>
         <w:t xml:space="preserve"> Treat those with risk factors; monitor those without. Raised pressure alone is not automatically a prescription, and in the absence of risk factors you watch for the change that would make it a disease.</w:t>
+      </w:r>
+    </w:p>
+    <w:p>
+      <w:pPr>
+        <w:pStyle w:val="ListBullet"/>
+        <w:spacing w:after="40"/>
+      </w:pPr>
+      <w:r>
+        <w:rPr>
+          <w:b/>
+          <w:i w:val="0"/>
+          <w:sz w:val="20"/>
+        </w:rPr>
+        <w:t>Topical ophthalmic beta blocker.</w:t>
+      </w:r>
+      <w:r>
+        <w:rPr>
+          <w:b w:val="0"/>
+          <w:i w:val="0"/>
+          <w:sz w:val="20"/>
+        </w:rPr>
+        <w:t xml:space="preserve"> It can produce systemic bradycardia, heart block and bronchoconstriction, because nasolacrimal absorption avoids first-pass metabolism, so a topical beta blocker can do everything a systemic one does.</w:t>
+      </w:r>
+    </w:p>
+    <w:p>
+      <w:pPr>
+        <w:pStyle w:val="ListBullet"/>
+        <w:spacing w:after="40"/>
+      </w:pPr>
+      <w:r>
+        <w:rPr>
+          <w:b/>
+          <w:i w:val="0"/>
+          <w:sz w:val="20"/>
+        </w:rPr>
+        <w:t>Nonselective beta blocker in the eye.</w:t>
+      </w:r>
+      <w:r>
+        <w:rPr>
+          <w:b w:val="0"/>
+          <w:i w:val="0"/>
+          <w:sz w:val="20"/>
+        </w:rPr>
+        <w:t xml:space="preserve"> It is more efficacious but worse tolerated because there are more beta 2 receptors in the eye; blocking both gives more effect, at the cost of beta 2 effects elsewhere.</w:t>
+      </w:r>
+    </w:p>
+    <w:p>
+      <w:pPr>
+        <w:pStyle w:val="ListBullet"/>
+        <w:spacing w:after="40"/>
+      </w:pPr>
+      <w:r>
+        <w:rPr>
+          <w:b/>
+          <w:i w:val="0"/>
+          <w:sz w:val="20"/>
+        </w:rPr>
+        <w:t>Latanoprost twice daily.</w:t>
+      </w:r>
+      <w:r>
+        <w:rPr>
+          <w:b w:val="0"/>
+          <w:i w:val="0"/>
+          <w:sz w:val="20"/>
+        </w:rPr>
+        <w:t xml:space="preserve"> Using latanoprost twice daily does not lower pressure further; it inhibits the effect, which is counterintuitive.</w:t>
+      </w:r>
+    </w:p>
+    <w:p>
+      <w:pPr>
+        <w:pStyle w:val="ListBullet"/>
+        <w:spacing w:after="40"/>
+      </w:pPr>
+      <w:r>
+        <w:rPr>
+          <w:b/>
+          <w:i w:val="0"/>
+          <w:sz w:val="20"/>
+        </w:rPr>
+        <w:t>Topical beta blocker in a patient with asthma.</w:t>
+      </w:r>
+      <w:r>
+        <w:rPr>
+          <w:b w:val="0"/>
+          <w:i w:val="0"/>
+          <w:sz w:val="20"/>
+        </w:rPr>
+        <w:t xml:space="preserve"> Betaxolol is safer because it is beta-1 selective; beta-2 receptors mediate bronchodilation, so blocking them raises airway resistance. Carteolol, timolol and levobunolol are non-selective.</w:t>
+      </w:r>
+    </w:p>
+    <w:p>
+      <w:pPr>
+        <w:pStyle w:val="ListBullet"/>
+        <w:spacing w:after="40"/>
+      </w:pPr>
+      <w:r>
+        <w:rPr>
+          <w:b/>
+          <w:i w:val="0"/>
+          <w:sz w:val="20"/>
+        </w:rPr>
+        <w:t>Beta blocker for migraine prophylaxis.</w:t>
+      </w:r>
+      <w:r>
+        <w:rPr>
+          <w:b w:val="0"/>
+          <w:i w:val="0"/>
+          <w:sz w:val="20"/>
+        </w:rPr>
+        <w:t xml:space="preserve"> Propranolol (with timolol) is used for migraine prophylaxis at low dose; the mechanism is uncertain.</w:t>
+      </w:r>
+    </w:p>
+    <w:p>
+      <w:pPr>
+        <w:pStyle w:val="ListBullet"/>
+        <w:spacing w:after="40"/>
+      </w:pPr>
+      <w:r>
+        <w:rPr>
+          <w:b/>
+          <w:i w:val="0"/>
+          <w:sz w:val="20"/>
+        </w:rPr>
+        <w:t>Cholinergic agonist in the surgical setting.</w:t>
+      </w:r>
+      <w:r>
+        <w:rPr>
+          <w:b w:val="0"/>
+          <w:i w:val="0"/>
+          <w:sz w:val="20"/>
+        </w:rPr>
+        <w:t xml:space="preserve"> Acetylcholine is the surgical agent among the three cholinergic agonists.</w:t>
+      </w:r>
+    </w:p>
+    <w:p>
+      <w:pPr>
+        <w:pStyle w:val="ListBullet"/>
+        <w:spacing w:after="40"/>
+      </w:pPr>
+      <w:r>
+        <w:rPr>
+          <w:b/>
+          <w:i w:val="0"/>
+          <w:sz w:val="20"/>
+        </w:rPr>
+        <w:t>Pilocarpine in younger patients.</w:t>
+      </w:r>
+      <w:r>
+        <w:rPr>
+          <w:b w:val="0"/>
+          <w:i w:val="0"/>
+          <w:sz w:val="20"/>
+        </w:rPr>
+        <w:t xml:space="preserve"> Pilocarpine is particularly poorly tolerated in younger patients because miosis blurs vision: fixed small pupils, myopia and visual disturbance, and compliance suffers for it.</w:t>
       </w:r>
     </w:p>
     <w:p>
@@ -7290,6 +7620,50 @@
     </w:p>
     <w:p>
       <w:pPr>
+        <w:pStyle w:val="ListBullet"/>
+        <w:spacing w:after="40"/>
+      </w:pPr>
+      <w:r>
+        <w:rPr>
+          <w:b/>
+          <w:i w:val="0"/>
+          <w:sz w:val="20"/>
+        </w:rPr>
+        <w:t>Aspirin contraindications.</w:t>
+      </w:r>
+      <w:r>
+        <w:rPr>
+          <w:b w:val="0"/>
+          <w:i w:val="0"/>
+          <w:sz w:val="20"/>
+        </w:rPr>
+        <w:t xml:space="preserve"> Bleeding disorders, pregnancy, and children with fever from viral illness; the three involve unrelated mechanisms (bleeding risk, pregnancy, and Reye's), so the list has to be remembered rather than derived.</w:t>
+      </w:r>
+    </w:p>
+    <w:p>
+      <w:pPr>
+        <w:pStyle w:val="ListBullet"/>
+        <w:spacing w:after="40"/>
+      </w:pPr>
+      <w:r>
+        <w:rPr>
+          <w:b/>
+          <w:i w:val="0"/>
+          <w:sz w:val="20"/>
+        </w:rPr>
+        <w:t>Aspirin versus acetaminophen for fever in a child.</w:t>
+      </w:r>
+      <w:r>
+        <w:rPr>
+          <w:b w:val="0"/>
+          <w:i w:val="0"/>
+          <w:sz w:val="20"/>
+        </w:rPr>
+        <w:t xml:space="preserve"> Aspirin in a child with viral illness such as influenza risks Reye's syndrome, which is why acetaminophen became the default antipyretic in children.</w:t>
+      </w:r>
+    </w:p>
+    <w:p>
+      <w:pPr>
         <w:pStyle w:val="Heading2"/>
         <w:spacing w:before="200" w:after="100"/>
       </w:pPr>
@@ -10420,6 +10794,28 @@
     </w:p>
     <w:p>
       <w:pPr>
+        <w:pStyle w:val="ListBullet"/>
+        <w:spacing w:after="40"/>
+      </w:pPr>
+      <w:r>
+        <w:rPr>
+          <w:b/>
+          <w:i w:val="0"/>
+          <w:sz w:val="20"/>
+        </w:rPr>
+        <w:t>Antihistamine drying of secretions.</w:t>
+      </w:r>
+      <w:r>
+        <w:rPr>
+          <w:b w:val="0"/>
+          <w:i w:val="0"/>
+          <w:sz w:val="20"/>
+        </w:rPr>
+        <w:t xml:space="preserve"> Antihistamines reduce nasal and bronchial secretions during an allergic reaction through their antimuscarinic action; the drying is a muscarinic effect rather than a histamine one, so second generation agents dry you out less.</w:t>
+      </w:r>
+    </w:p>
+    <w:p>
+      <w:pPr>
         <w:pStyle w:val="Heading2"/>
         <w:spacing w:before="200" w:after="100"/>
       </w:pPr>
@@ -11076,6 +11472,50 @@
           <w:sz w:val="20"/>
         </w:rPr>
         <w:t xml:space="preserve"> They cause nosebleed, perforation and an unpleasant taste; all three are local, unlike a systemic steroid.</w:t>
+      </w:r>
+    </w:p>
+    <w:p>
+      <w:pPr>
+        <w:pStyle w:val="ListBullet"/>
+        <w:spacing w:after="40"/>
+      </w:pPr>
+      <w:r>
+        <w:rPr>
+          <w:b/>
+          <w:i w:val="0"/>
+          <w:sz w:val="20"/>
+        </w:rPr>
+        <w:t>Diuretic plus dexamethasone.</w:t>
+      </w:r>
+      <w:r>
+        <w:rPr>
+          <w:b w:val="0"/>
+          <w:i w:val="0"/>
+          <w:sz w:val="20"/>
+        </w:rPr>
+        <w:t xml:space="preserve"> Monitor potassium, since both drugs lower it; two drugs pushing the same electrolyte the same way can bring a patient to a dangerous level without either drug being at fault alone.</w:t>
+      </w:r>
+    </w:p>
+    <w:p>
+      <w:pPr>
+        <w:pStyle w:val="ListBullet"/>
+        <w:spacing w:after="40"/>
+      </w:pPr>
+      <w:r>
+        <w:rPr>
+          <w:b/>
+          <w:i w:val="0"/>
+          <w:sz w:val="20"/>
+        </w:rPr>
+        <w:t>Systemic corticosteroid contraindication.</w:t>
+      </w:r>
+      <w:r>
+        <w:rPr>
+          <w:b w:val="0"/>
+          <w:i w:val="0"/>
+          <w:sz w:val="20"/>
+        </w:rPr>
+        <w:t xml:space="preserve"> Systemic fungal infection is a specific contraindication, because a drug that suppresses immunity makes a disseminated fungal infection worse.</w:t>
       </w:r>
     </w:p>
     <w:p>
@@ -13093,6 +13533,28 @@
     </w:p>
     <w:p>
       <w:pPr>
+        <w:pStyle w:val="ListBullet"/>
+        <w:spacing w:after="40"/>
+      </w:pPr>
+      <w:r>
+        <w:rPr>
+          <w:b/>
+          <w:i w:val="0"/>
+          <w:sz w:val="20"/>
+        </w:rPr>
+        <w:t>Nasal spray hand technique.</w:t>
+      </w:r>
+      <w:r>
+        <w:rPr>
+          <w:b w:val="0"/>
+          <w:i w:val="0"/>
+          <w:sz w:val="20"/>
+        </w:rPr>
+        <w:t xml:space="preserve"> Use the right hand for the left nostril and the left hand for the right: crossing hands angles the spray away from the septum, which is where nosebleed and perforation happen.</w:t>
+      </w:r>
+    </w:p>
+    <w:p>
+      <w:pPr>
         <w:pStyle w:val="Heading1"/>
         <w:spacing w:before="280" w:after="100"/>
       </w:pPr>
@@ -14716,6 +15178,50 @@
           <w:sz w:val="20"/>
         </w:rPr>
         <w:t xml:space="preserve"> Start with a low dose, increased slowly, because glomerular filtration can fall dramatically where renal blood flow depends on angiotensin II.</w:t>
+      </w:r>
+    </w:p>
+    <w:p>
+      <w:pPr>
+        <w:pStyle w:val="ListBullet"/>
+        <w:spacing w:after="40"/>
+      </w:pPr>
+      <w:r>
+        <w:rPr>
+          <w:b/>
+          <w:i w:val="0"/>
+          <w:sz w:val="20"/>
+        </w:rPr>
+        <w:t>Ramipril class.</w:t>
+      </w:r>
+      <w:r>
+        <w:rPr>
+          <w:b w:val="0"/>
+          <w:i w:val="0"/>
+          <w:sz w:val="20"/>
+        </w:rPr>
+        <w:t xml:space="preserve"> Ramipril is an ACE (angiotensin-converting enzyme) inhibitor; the -pril suffix marks the class, which also includes lisinopril, enalapril, benazepril and quinapril.</w:t>
+      </w:r>
+    </w:p>
+    <w:p>
+      <w:pPr>
+        <w:pStyle w:val="ListBullet"/>
+        <w:spacing w:after="40"/>
+      </w:pPr>
+      <w:r>
+        <w:rPr>
+          <w:b/>
+          <w:i w:val="0"/>
+          <w:sz w:val="20"/>
+        </w:rPr>
+        <w:t>Renin release and renal perfusion.</w:t>
+      </w:r>
+      <w:r>
+        <w:rPr>
+          <w:b w:val="0"/>
+          <w:i w:val="0"/>
+          <w:sz w:val="20"/>
+        </w:rPr>
+        <w:t xml:space="preserve"> Renin release increases when renal perfusion falls: the renal baroreceptor responds to stretch of the afferent arteriole, so less perfusion means more renin. Sympathetic activity at beta-1 receptors raises it too.</w:t>
       </w:r>
     </w:p>
     <w:p>
@@ -15456,6 +15962,28 @@
           <w:sz w:val="20"/>
         </w:rPr>
         <w:t xml:space="preserve"> Angiotensin II can still be produced by other enzymes such as chymase (also trypsin and cathepsin), a limit of ACE (angiotensin-converting enzyme) inhibitors that angiotensin receptor blockers get around.</w:t>
+      </w:r>
+    </w:p>
+    <w:p>
+      <w:pPr>
+        <w:pStyle w:val="ListBullet"/>
+        <w:spacing w:after="40"/>
+      </w:pPr>
+      <w:r>
+        <w:rPr>
+          <w:b/>
+          <w:i w:val="0"/>
+          <w:sz w:val="20"/>
+        </w:rPr>
+        <w:t>Losartan and hyperkalemia.</w:t>
+      </w:r>
+      <w:r>
+        <w:rPr>
+          <w:b w:val="0"/>
+          <w:i w:val="0"/>
+          <w:sz w:val="20"/>
+        </w:rPr>
+        <w:t xml:space="preserve"> Hyperkalemia with angiotensin receptor blockers is linked to renal disease and potassium-sparing diuretics, both of which keep potassium in, so adding a potassium-sparing diuretic to losartan most increases the risk.</w:t>
       </w:r>
     </w:p>
     <w:p>
@@ -16297,6 +16825,116 @@
     </w:p>
     <w:p>
       <w:pPr>
+        <w:pStyle w:val="ListBullet"/>
+        <w:spacing w:after="40"/>
+      </w:pPr>
+      <w:r>
+        <w:rPr>
+          <w:b/>
+          <w:i w:val="0"/>
+          <w:sz w:val="20"/>
+        </w:rPr>
+        <w:t>Nimodipine.</w:t>
+      </w:r>
+      <w:r>
+        <w:rPr>
+          <w:b w:val="0"/>
+          <w:i w:val="0"/>
+          <w:sz w:val="20"/>
+        </w:rPr>
+        <w:t xml:space="preserve"> Nimodipine is the dihydropyridine approved for subarachnoid hemorrhage; the other dihydropyridines are approved for hypertension with or without angina.</w:t>
+      </w:r>
+    </w:p>
+    <w:p>
+      <w:pPr>
+        <w:pStyle w:val="ListBullet"/>
+        <w:spacing w:after="40"/>
+      </w:pPr>
+      <w:r>
+        <w:rPr>
+          <w:b/>
+          <w:i w:val="0"/>
+          <w:sz w:val="20"/>
+        </w:rPr>
+        <w:t>Calcium channel blocker gynecomastia.</w:t>
+      </w:r>
+      <w:r>
+        <w:rPr>
+          <w:b w:val="0"/>
+          <w:i w:val="0"/>
+          <w:sz w:val="20"/>
+        </w:rPr>
+        <w:t xml:space="preserve"> Gynecomastia is more likely with nifedipine than with diltiazem, whereas gingival hyperplasia is shared across the class.</w:t>
+      </w:r>
+    </w:p>
+    <w:p>
+      <w:pPr>
+        <w:pStyle w:val="ListBullet"/>
+        <w:spacing w:after="40"/>
+      </w:pPr>
+      <w:r>
+        <w:rPr>
+          <w:b/>
+          <w:i w:val="0"/>
+          <w:sz w:val="20"/>
+        </w:rPr>
+        <w:t>Diltiazem and tacrolimus.</w:t>
+      </w:r>
+      <w:r>
+        <w:rPr>
+          <w:b w:val="0"/>
+          <w:i w:val="0"/>
+          <w:sz w:val="20"/>
+        </w:rPr>
+        <w:t xml:space="preserve"> The tacrolimus level rises when diltiazem is started: non-dihydropyridines inhibit CYP3A4 and P-glycoprotein, and tacrolimus and cyclosporine are on both lists, so their levels rise.</w:t>
+      </w:r>
+    </w:p>
+    <w:p>
+      <w:pPr>
+        <w:pStyle w:val="ListBullet"/>
+        <w:spacing w:after="40"/>
+      </w:pPr>
+      <w:r>
+        <w:rPr>
+          <w:b/>
+          <w:i w:val="0"/>
+          <w:sz w:val="20"/>
+        </w:rPr>
+        <w:t>Calcium channel blockers in heart failure.</w:t>
+      </w:r>
+      <w:r>
+        <w:rPr>
+          <w:b w:val="0"/>
+          <w:i w:val="0"/>
+          <w:sz w:val="20"/>
+        </w:rPr>
+        <w:t xml:space="preserve"> Heart failure is a relative contraindication to the non-dihydropyridines because they suppress contractility; amlodipine, a dihydropyridine approved for hypertension, has little effect on contractility and avoids this.</w:t>
+      </w:r>
+    </w:p>
+    <w:p>
+      <w:pPr>
+        <w:pStyle w:val="ListBullet"/>
+        <w:spacing w:after="40"/>
+      </w:pPr>
+      <w:r>
+        <w:rPr>
+          <w:b/>
+          <w:i w:val="0"/>
+          <w:sz w:val="20"/>
+        </w:rPr>
+        <w:t>Diltiazem and simvastatin.</w:t>
+      </w:r>
+      <w:r>
+        <w:rPr>
+          <w:b w:val="0"/>
+          <w:i w:val="0"/>
+          <w:sz w:val="20"/>
+        </w:rPr>
+        <w:t xml:space="preserve"> Diltiazem raises simvastatin levels by inhibiting CYP3A4; non-dihydropyridines inhibit CYP3A4, raising atorvastatin, lovastatin and simvastatin.</w:t>
+      </w:r>
+    </w:p>
+    <w:p>
+      <w:pPr>
         <w:pStyle w:val="Heading3"/>
         <w:spacing w:before="200" w:after="100"/>
       </w:pPr>
@@ -18172,6 +18810,28 @@
     </w:p>
     <w:p>
       <w:pPr>
+        <w:pStyle w:val="ListBullet"/>
+        <w:spacing w:after="40"/>
+      </w:pPr>
+      <w:r>
+        <w:rPr>
+          <w:b/>
+          <w:i w:val="0"/>
+          <w:sz w:val="20"/>
+        </w:rPr>
+        <w:t>Beta blockade in exertional angina.</w:t>
+      </w:r>
+      <w:r>
+        <w:rPr>
+          <w:b w:val="0"/>
+          <w:i w:val="0"/>
+          <w:sz w:val="20"/>
+        </w:rPr>
+        <w:t xml:space="preserve"> It prolongs time to symptoms: blunting the rise in heart rate and contractility lengthens the time to the angina-provoking heart rate and prolongs exercise time.</w:t>
+      </w:r>
+    </w:p>
+    <w:p>
+      <w:pPr>
         <w:pStyle w:val="Heading2"/>
         <w:spacing w:before="200" w:after="100"/>
       </w:pPr>
@@ -18324,6 +18984,62 @@
           <w:i w:val="0"/>
         </w:rPr>
         <w:t>, because vascular receptors are alpha-1B. Its adverse effects are hypotension, dizziness and diarrhea.</w:t>
+      </w:r>
+    </w:p>
+    <w:p>
+      <w:pPr>
+        <w:spacing w:after="120"/>
+      </w:pPr>
+      <w:r>
+        <w:rPr>
+          <w:b w:val="0"/>
+          <w:i w:val="0"/>
+        </w:rPr>
+        <w:t>Also tested</w:t>
+      </w:r>
+    </w:p>
+    <w:p>
+      <w:pPr>
+        <w:pStyle w:val="ListBullet"/>
+        <w:spacing w:after="40"/>
+      </w:pPr>
+      <w:r>
+        <w:rPr>
+          <w:b/>
+          <w:i w:val="0"/>
+          <w:sz w:val="20"/>
+        </w:rPr>
+        <w:t>Prazosin reflex tachycardia.</w:t>
+      </w:r>
+      <w:r>
+        <w:rPr>
+          <w:b w:val="0"/>
+          <w:i w:val="0"/>
+          <w:sz w:val="20"/>
+        </w:rPr>
+        <w:t xml:space="preserve"> The reflex tachycardia with prazosin is mild, possibly because of some central sympatholytic activity and because prazosin dilates both arteries and veins.</w:t>
+      </w:r>
+    </w:p>
+    <w:p>
+      <w:pPr>
+        <w:pStyle w:val="ListBullet"/>
+        <w:spacing w:after="40"/>
+      </w:pPr>
+      <w:r>
+        <w:rPr>
+          <w:b/>
+          <w:i w:val="0"/>
+          <w:sz w:val="20"/>
+        </w:rPr>
+        <w:t>Alpha-1 blocker names.</w:t>
+      </w:r>
+      <w:r>
+        <w:rPr>
+          <w:b w:val="0"/>
+          <w:i w:val="0"/>
+          <w:sz w:val="20"/>
+        </w:rPr>
+        <w:t xml:space="preserve"> The -zosin suffix marks the alpha-1 selective antagonists prazosin, terazosin and doxazosin; tamsulosin is the alpha-1A selective agent.</w:t>
       </w:r>
     </w:p>
     <w:p>
@@ -20495,6 +21211,28 @@
     </w:p>
     <w:p>
       <w:pPr>
+        <w:pStyle w:val="ListBullet"/>
+        <w:spacing w:after="40"/>
+      </w:pPr>
+      <w:r>
+        <w:rPr>
+          <w:b/>
+          <w:i w:val="0"/>
+          <w:sz w:val="20"/>
+        </w:rPr>
+        <w:t>Hypertension after a myocardial infarction.</w:t>
+      </w:r>
+      <w:r>
+        <w:rPr>
+          <w:b w:val="0"/>
+          <w:i w:val="0"/>
+          <w:sz w:val="20"/>
+        </w:rPr>
+        <w:t xml:space="preserve"> A history of myocardial infarction is a reason to start a beta blocker early, because beta blockade protects ischemic myocardium and protects against recurrent infarction.</w:t>
+      </w:r>
+    </w:p>
+    <w:p>
+      <w:pPr>
         <w:pStyle w:val="Heading1"/>
         <w:spacing w:before="280" w:after="100"/>
       </w:pPr>
@@ -22447,6 +23185,116 @@
     </w:p>
     <w:p>
       <w:pPr>
+        <w:pStyle w:val="ListBullet"/>
+        <w:spacing w:after="40"/>
+      </w:pPr>
+      <w:r>
+        <w:rPr>
+          <w:b/>
+          <w:i w:val="0"/>
+          <w:sz w:val="20"/>
+        </w:rPr>
+        <w:t>Rising liver enzymes on atorvastatin.</w:t>
+      </w:r>
+      <w:r>
+        <w:rPr>
+          <w:b w:val="0"/>
+          <w:i w:val="0"/>
+          <w:sz w:val="20"/>
+        </w:rPr>
+        <w:t xml:space="preserve"> Lower the dose or pause it; liver enzyme rises occur in 0.5 to 2.5% of patients in a dose-dependent manner and are managed by reducing the dose or stopping until levels return to normal.</w:t>
+      </w:r>
+    </w:p>
+    <w:p>
+      <w:pPr>
+        <w:pStyle w:val="ListBullet"/>
+        <w:spacing w:after="40"/>
+      </w:pPr>
+      <w:r>
+        <w:rPr>
+          <w:b/>
+          <w:i w:val="0"/>
+          <w:sz w:val="20"/>
+        </w:rPr>
+        <w:t>First-line LDL lowering.</w:t>
+      </w:r>
+      <w:r>
+        <w:rPr>
+          <w:b w:val="0"/>
+          <w:i w:val="0"/>
+          <w:sz w:val="20"/>
+        </w:rPr>
+        <w:t xml:space="preserve"> Atorvastatin is first line when LDL (low-density lipoprotein) lowering drugs are indicated; statins are the most efficacious and best tolerated agents.</w:t>
+      </w:r>
+    </w:p>
+    <w:p>
+      <w:pPr>
+        <w:pStyle w:val="ListBullet"/>
+        <w:spacing w:after="40"/>
+      </w:pPr>
+      <w:r>
+        <w:rPr>
+          <w:b/>
+          <w:i w:val="0"/>
+          <w:sz w:val="20"/>
+        </w:rPr>
+        <w:t>Shared end result of LDL-lowering drugs.</w:t>
+      </w:r>
+      <w:r>
+        <w:rPr>
+          <w:b w:val="0"/>
+          <w:i w:val="0"/>
+          <w:sz w:val="20"/>
+        </w:rPr>
+        <w:t xml:space="preserve"> Statins, ezetimibe, bile acid sequestrants and PCSK9 inhibitors lower LDL (low-density lipoprotein) through more active hepatic LDL receptors: statins and resins upregulate them, ezetimibe raises their expression by cutting cholesterol supply, and PCSK9 inhibitors keep them active longer.</w:t>
+      </w:r>
+    </w:p>
+    <w:p>
+      <w:pPr>
+        <w:pStyle w:val="ListBullet"/>
+        <w:spacing w:after="40"/>
+      </w:pPr>
+      <w:r>
+        <w:rPr>
+          <w:b/>
+          <w:i w:val="0"/>
+          <w:sz w:val="20"/>
+        </w:rPr>
+        <w:t>Statin muscle toxicity.</w:t>
+      </w:r>
+      <w:r>
+        <w:rPr>
+          <w:b w:val="0"/>
+          <w:i w:val="0"/>
+          <w:sz w:val="20"/>
+        </w:rPr>
+        <w:t xml:space="preserve"> Rhabdomyolysis is the most severe muscle toxicity of statins; it is rare, whereas myalgia and myopathy (0.2 to 0.4%) are more common. Muscle toxicity requires stopping the statin.</w:t>
+      </w:r>
+    </w:p>
+    <w:p>
+      <w:pPr>
+        <w:pStyle w:val="ListBullet"/>
+        <w:spacing w:after="40"/>
+      </w:pPr>
+      <w:r>
+        <w:rPr>
+          <w:b/>
+          <w:i w:val="0"/>
+          <w:sz w:val="20"/>
+        </w:rPr>
+        <w:t>Rosuvastatin metabolism.</w:t>
+      </w:r>
+      <w:r>
+        <w:rPr>
+          <w:b w:val="0"/>
+          <w:i w:val="0"/>
+          <w:sz w:val="20"/>
+        </w:rPr>
+        <w:t xml:space="preserve"> Rosuvastatin's major metabolic route is minimal CYP, so CYP3A4 inhibitors affect it least, unlike the CYP3A4 statins.</w:t>
+      </w:r>
+    </w:p>
+    <w:p>
+      <w:pPr>
         <w:pStyle w:val="Heading2"/>
         <w:spacing w:before="200" w:after="100"/>
       </w:pPr>
@@ -22770,6 +23618,28 @@
     </w:p>
     <w:p>
       <w:pPr>
+        <w:pStyle w:val="ListBullet"/>
+        <w:spacing w:after="40"/>
+      </w:pPr>
+      <w:r>
+        <w:rPr>
+          <w:b/>
+          <w:i w:val="0"/>
+          <w:sz w:val="20"/>
+        </w:rPr>
+        <w:t>Ezetimibe systemic exposure.</w:t>
+      </w:r>
+      <w:r>
+        <w:rPr>
+          <w:b w:val="0"/>
+          <w:i w:val="0"/>
+          <w:sz w:val="20"/>
+        </w:rPr>
+        <w:t xml:space="preserve"> Enterohepatic recirculation limits systemic exposure: ezetimibe and its active glucuronide metabolite circulate enterohepatically, returning the drug to its site of action.</w:t>
+      </w:r>
+    </w:p>
+    <w:p>
+      <w:pPr>
         <w:pStyle w:val="Heading2"/>
         <w:spacing w:before="200" w:after="100"/>
       </w:pPr>
@@ -24403,6 +25273,28 @@
           <w:sz w:val="20"/>
         </w:rPr>
         <w:t xml:space="preserve"> Larger doses raise glucose and decrease glucose tolerance, making diabetes a relative contraindication.</w:t>
+      </w:r>
+    </w:p>
+    <w:p>
+      <w:pPr>
+        <w:pStyle w:val="ListBullet"/>
+        <w:spacing w:after="40"/>
+      </w:pPr>
+      <w:r>
+        <w:rPr>
+          <w:b/>
+          <w:i w:val="0"/>
+          <w:sz w:val="20"/>
+        </w:rPr>
+        <w:t>Niacin and hepatic VLDL production.</w:t>
+      </w:r>
+      <w:r>
+        <w:rPr>
+          <w:b w:val="0"/>
+          <w:i w:val="0"/>
+          <w:sz w:val="20"/>
+        </w:rPr>
+        <w:t xml:space="preserve"> Niacin decreases mobilization of free fatty acids from fat (adipose tissue), so less fatty acid is mobilized and the liver makes less triglyceride, VLDL (very low-density lipoprotein) and apo B; LDL falls and HDL rises.</w:t>
       </w:r>
     </w:p>
     <w:p>
@@ -25241,6 +26133,62 @@
       <w:pPr>
         <w:spacing w:after="80"/>
       </w:pPr>
+    </w:p>
+    <w:p>
+      <w:pPr>
+        <w:spacing w:after="120"/>
+      </w:pPr>
+      <w:r>
+        <w:rPr>
+          <w:b w:val="0"/>
+          <w:i w:val="0"/>
+        </w:rPr>
+        <w:t>Also tested</w:t>
+      </w:r>
+    </w:p>
+    <w:p>
+      <w:pPr>
+        <w:pStyle w:val="ListBullet"/>
+        <w:spacing w:after="40"/>
+      </w:pPr>
+      <w:r>
+        <w:rPr>
+          <w:b/>
+          <w:i w:val="0"/>
+          <w:sz w:val="20"/>
+        </w:rPr>
+        <w:t>Largest HDL rise.</w:t>
+      </w:r>
+      <w:r>
+        <w:rPr>
+          <w:b w:val="0"/>
+          <w:i w:val="0"/>
+          <w:sz w:val="20"/>
+        </w:rPr>
+        <w:t xml:space="preserve"> Nicotinic acid (niacin) raises HDL (high-density lipoprotein) cholesterol by 15 to 35%, the largest rise of any class; fibrates follow at 10 to 35%.</w:t>
+      </w:r>
+    </w:p>
+    <w:p>
+      <w:pPr>
+        <w:pStyle w:val="ListBullet"/>
+        <w:spacing w:after="40"/>
+      </w:pPr>
+      <w:r>
+        <w:rPr>
+          <w:b/>
+          <w:i w:val="0"/>
+          <w:sz w:val="20"/>
+        </w:rPr>
+        <w:t>Largest LDL lowering.</w:t>
+      </w:r>
+      <w:r>
+        <w:rPr>
+          <w:b w:val="0"/>
+          <w:i w:val="0"/>
+          <w:sz w:val="20"/>
+        </w:rPr>
+        <w:t xml:space="preserve"> Statins lower LDL (low-density lipoprotein) cholesterol by 18 to 55%, the most of any class; they are the most efficacious and first line.</w:t>
+      </w:r>
     </w:p>
     <w:p>
       <w:pPr>

--- a/Pharmacology I Exam 2/pharm-exam-2-study-guide.docx
+++ b/Pharmacology I Exam 2/pharm-exam-2-study-guide.docx
@@ -2795,7 +2795,7 @@
           <w:i w:val="0"/>
           <w:sz w:val="20"/>
         </w:rPr>
-        <w:t>Over-the-counter ocular antihistamine.</w:t>
+        <w:t>Rebound hyperemia from ocular vasoconstrictors.</w:t>
       </w:r>
       <w:r>
         <w:rPr>
@@ -2803,7 +2803,7 @@
           <w:i w:val="0"/>
           <w:sz w:val="20"/>
         </w:rPr>
-        <w:t xml:space="preserve"> Ketotifen is an ocular antihistamine available over the counter.</w:t>
+        <w:t xml:space="preserve"> Alpha-adrenergic agonist drops constrict vessels to reduce redness and conjunctival edema; constant activation downregulates alpha-1 receptors, so on stopping, vessels dilate because fewer receptors remain for endogenous noradrenaline and adrenaline.</w:t>
       </w:r>
     </w:p>
     <w:p>
@@ -2817,7 +2817,7 @@
           <w:i w:val="0"/>
           <w:sz w:val="20"/>
         </w:rPr>
-        <w:t>Over-the-counter ophthalmic antihistamine.</w:t>
+        <w:t>Over-the-counter ocular vasoconstrictors.</w:t>
       </w:r>
       <w:r>
         <w:rPr>
@@ -2825,7 +2825,7 @@
           <w:i w:val="0"/>
           <w:sz w:val="20"/>
         </w:rPr>
-        <w:t xml:space="preserve"> Ketotifen is the over-the-counter agent among the ophthalmic antihistamines.</w:t>
+        <w:t xml:space="preserve"> Use them for under two weeks because of rebound hyperemia, and see a provider if no better in 72 hours, since a red eye that is not improving may be more serious than allergy.</w:t>
       </w:r>
     </w:p>
     <w:p>
@@ -2839,7 +2839,7 @@
           <w:i w:val="0"/>
           <w:sz w:val="20"/>
         </w:rPr>
-        <w:t>Ophthalmic antihistamines.</w:t>
+        <w:t>Vasoconstrictor allergy drops.</w:t>
       </w:r>
       <w:r>
         <w:rPr>
@@ -2847,7 +2847,7 @@
           <w:i w:val="0"/>
           <w:sz w:val="20"/>
         </w:rPr>
-        <w:t xml:space="preserve"> Agents such as olopatadine have an onset within minutes, are dosed once or twice daily, and are typically preferred over mast cell stabilizers for ocular allergy.</w:t>
+        <w:t xml:space="preserve"> The vasoconstrictor activates alpha-adrenergic receptors on vessels, reducing conjunctival edema and redness. It treats the appearance rather than the allergy, so it is paired with an antihistamine in products such as Naphcon-A.</w:t>
       </w:r>
     </w:p>
     <w:p>
@@ -2861,6 +2861,116 @@
           <w:i w:val="0"/>
           <w:sz w:val="20"/>
         </w:rPr>
+        <w:t>Over-the-counter ocular antihistamine.</w:t>
+      </w:r>
+      <w:r>
+        <w:rPr>
+          <w:b w:val="0"/>
+          <w:i w:val="0"/>
+          <w:sz w:val="20"/>
+        </w:rPr>
+        <w:t xml:space="preserve"> Ketotifen is an ocular antihistamine available over the counter.</w:t>
+      </w:r>
+    </w:p>
+    <w:p>
+      <w:pPr>
+        <w:pStyle w:val="ListBullet"/>
+        <w:spacing w:after="40"/>
+      </w:pPr>
+      <w:r>
+        <w:rPr>
+          <w:b/>
+          <w:i w:val="0"/>
+          <w:sz w:val="20"/>
+        </w:rPr>
+        <w:t>Rebound hyperemia.</w:t>
+      </w:r>
+      <w:r>
+        <w:rPr>
+          <w:b w:val="0"/>
+          <w:i w:val="0"/>
+          <w:sz w:val="20"/>
+        </w:rPr>
+        <w:t xml:space="preserve"> Naphazoline, a topical vasoconstrictor eye drop, causes rebound hyperemia after discontinuation if used for too long. Nasal decongestant sprays share the risk.</w:t>
+      </w:r>
+    </w:p>
+    <w:p>
+      <w:pPr>
+        <w:pStyle w:val="ListBullet"/>
+        <w:spacing w:after="40"/>
+      </w:pPr>
+      <w:r>
+        <w:rPr>
+          <w:b/>
+          <w:i w:val="0"/>
+          <w:sz w:val="20"/>
+        </w:rPr>
+        <w:t>Vasoconstrictor eye drop duration.</w:t>
+      </w:r>
+      <w:r>
+        <w:rPr>
+          <w:b w:val="0"/>
+          <w:i w:val="0"/>
+          <w:sz w:val="20"/>
+        </w:rPr>
+        <w:t xml:space="preserve"> Use is for the short term, less than two weeks. Prolonged use leads to rebound hyperemia after the drops are stopped.</w:t>
+      </w:r>
+    </w:p>
+    <w:p>
+      <w:pPr>
+        <w:pStyle w:val="ListBullet"/>
+        <w:spacing w:after="40"/>
+      </w:pPr>
+      <w:r>
+        <w:rPr>
+          <w:b/>
+          <w:i w:val="0"/>
+          <w:sz w:val="20"/>
+        </w:rPr>
+        <w:t>Over-the-counter ophthalmic antihistamine.</w:t>
+      </w:r>
+      <w:r>
+        <w:rPr>
+          <w:b w:val="0"/>
+          <w:i w:val="0"/>
+          <w:sz w:val="20"/>
+        </w:rPr>
+        <w:t xml:space="preserve"> Ketotifen is the over-the-counter agent among the ophthalmic antihistamines.</w:t>
+      </w:r>
+    </w:p>
+    <w:p>
+      <w:pPr>
+        <w:pStyle w:val="ListBullet"/>
+        <w:spacing w:after="40"/>
+      </w:pPr>
+      <w:r>
+        <w:rPr>
+          <w:b/>
+          <w:i w:val="0"/>
+          <w:sz w:val="20"/>
+        </w:rPr>
+        <w:t>Ophthalmic antihistamines.</w:t>
+      </w:r>
+      <w:r>
+        <w:rPr>
+          <w:b w:val="0"/>
+          <w:i w:val="0"/>
+          <w:sz w:val="20"/>
+        </w:rPr>
+        <w:t xml:space="preserve"> Agents such as olopatadine have an onset within minutes, are dosed once or twice daily, and are typically preferred over mast cell stabilizers for ocular allergy.</w:t>
+      </w:r>
+    </w:p>
+    <w:p>
+      <w:pPr>
+        <w:pStyle w:val="ListBullet"/>
+        <w:spacing w:after="40"/>
+      </w:pPr>
+      <w:r>
+        <w:rPr>
+          <w:b/>
+          <w:i w:val="0"/>
+          <w:sz w:val="20"/>
+        </w:rPr>
         <w:t>Antihistamine onset.</w:t>
       </w:r>
       <w:r>
@@ -2870,6 +2980,72 @@
           <w:sz w:val="20"/>
         </w:rPr>
         <w:t xml:space="preserve"> An ophthalmic antihistamine acts within minutes, with fast onset but slower time to full efficacy. Allow two weeks to judge the full effect.</w:t>
+      </w:r>
+    </w:p>
+    <w:p>
+      <w:pPr>
+        <w:pStyle w:val="ListBullet"/>
+        <w:spacing w:after="40"/>
+      </w:pPr>
+      <w:r>
+        <w:rPr>
+          <w:b/>
+          <w:i w:val="0"/>
+          <w:sz w:val="20"/>
+        </w:rPr>
+        <w:t>Redness-relief drop duration.</w:t>
+      </w:r>
+      <w:r>
+        <w:rPr>
+          <w:b w:val="0"/>
+          <w:i w:val="0"/>
+          <w:sz w:val="20"/>
+        </w:rPr>
+        <w:t xml:space="preserve"> Use should be no more than two weeks. If there is no improvement within 72 hours, the patient should stop and be seen.</w:t>
+      </w:r>
+    </w:p>
+    <w:p>
+      <w:pPr>
+        <w:pStyle w:val="ListBullet"/>
+        <w:spacing w:after="40"/>
+      </w:pPr>
+      <w:r>
+        <w:rPr>
+          <w:b/>
+          <w:i w:val="0"/>
+          <w:sz w:val="20"/>
+        </w:rPr>
+        <w:t>No improvement with vasoconstrictor drops.</w:t>
+      </w:r>
+      <w:r>
+        <w:rPr>
+          <w:b w:val="0"/>
+          <w:i w:val="0"/>
+          <w:sz w:val="20"/>
+        </w:rPr>
+        <w:t xml:space="preserve"> No improvement within 72 hours is the trigger to stop the drop and see a provider, because something more serious may be going on.</w:t>
+      </w:r>
+    </w:p>
+    <w:p>
+      <w:pPr>
+        <w:pStyle w:val="ListBullet"/>
+        <w:spacing w:after="40"/>
+      </w:pPr>
+      <w:r>
+        <w:rPr>
+          <w:b/>
+          <w:i w:val="0"/>
+          <w:sz w:val="20"/>
+        </w:rPr>
+        <w:t>Rebound hyperemia counseling.</w:t>
+      </w:r>
+      <w:r>
+        <w:rPr>
+          <w:b w:val="0"/>
+          <w:i w:val="0"/>
+          <w:sz w:val="20"/>
+        </w:rPr>
+        <w:t xml:space="preserve"> Beyond about two weeks of daily redness-relief drops, stopping leaves the eye redder than it started. This is rebound hyperemia.</w:t>
       </w:r>
     </w:p>
     <w:p>
@@ -24162,7 +24338,7 @@
           <w:i w:val="0"/>
           <w:sz w:val="20"/>
         </w:rPr>
-        <w:t>Rebound hyperemia from ocular vasoconstrictors.</w:t>
+        <w:t>Bile acid sequestrants and triglycerides.</w:t>
       </w:r>
       <w:r>
         <w:rPr>
@@ -24170,7 +24346,7 @@
           <w:i w:val="0"/>
           <w:sz w:val="20"/>
         </w:rPr>
-        <w:t xml:space="preserve"> Alpha-adrenergic agonist drops constrict vessels to reduce redness and conjunctival edema; constant activation downregulates alpha-1 receptors, so on stopping, vessels dilate because fewer receptors remain for endogenous noradrenaline and adrenaline.</w:t>
+        <w:t xml:space="preserve"> Resins may increase VLDL (very low-density lipoprotein) production and raise triglycerides, so they are avoided when triglycerides are high. On the lipid comparison they show no change or a rise in triglycerides.</w:t>
       </w:r>
     </w:p>
     <w:p>
@@ -24184,7 +24360,7 @@
           <w:i w:val="0"/>
           <w:sz w:val="20"/>
         </w:rPr>
-        <w:t>Over-the-counter ocular vasoconstrictors.</w:t>
+        <w:t>Resin effect on bile acids.</w:t>
       </w:r>
       <w:r>
         <w:rPr>
@@ -24192,7 +24368,7 @@
           <w:i w:val="0"/>
           <w:sz w:val="20"/>
         </w:rPr>
-        <w:t xml:space="preserve"> Use them for under two weeks because of rebound hyperemia, and see a provider if no better in 72 hours, since a red eye that is not improving may be more serious than allergy.</w:t>
+        <w:t xml:space="preserve"> When resins deplete the bile acid pool, cholesterol 7-alpha hydroxylase activity increases and converts more cholesterol to bile acids. The liver also adds LDL receptors, increasing VLDL and LDL removal.</w:t>
       </w:r>
     </w:p>
     <w:p>
@@ -24206,7 +24382,7 @@
           <w:i w:val="0"/>
           <w:sz w:val="20"/>
         </w:rPr>
-        <w:t>Vasoconstrictor allergy drops.</w:t>
+        <w:t>Long-term resin risk.</w:t>
       </w:r>
       <w:r>
         <w:rPr>
@@ -24214,183 +24390,7 @@
           <w:i w:val="0"/>
           <w:sz w:val="20"/>
         </w:rPr>
-        <w:t xml:space="preserve"> The vasoconstrictor activates alpha-adrenergic receptors on vessels, reducing conjunctival edema and redness. It treats the appearance rather than the allergy, so it is paired with an antihistamine in products such as Naphcon-A.</w:t>
-      </w:r>
-    </w:p>
-    <w:p>
-      <w:pPr>
-        <w:pStyle w:val="ListBullet"/>
-        <w:spacing w:after="40"/>
-      </w:pPr>
-      <w:r>
-        <w:rPr>
-          <w:b/>
-          <w:i w:val="0"/>
-          <w:sz w:val="20"/>
-        </w:rPr>
-        <w:t>Bile acid sequestrants and triglycerides.</w:t>
-      </w:r>
-      <w:r>
-        <w:rPr>
-          <w:b w:val="0"/>
-          <w:i w:val="0"/>
-          <w:sz w:val="20"/>
-        </w:rPr>
-        <w:t xml:space="preserve"> Resins may increase VLDL (very low-density lipoprotein) production and raise triglycerides, so they are avoided when triglycerides are high. On the lipid comparison they show no change or a rise in triglycerides.</w:t>
-      </w:r>
-    </w:p>
-    <w:p>
-      <w:pPr>
-        <w:pStyle w:val="ListBullet"/>
-        <w:spacing w:after="40"/>
-      </w:pPr>
-      <w:r>
-        <w:rPr>
-          <w:b/>
-          <w:i w:val="0"/>
-          <w:sz w:val="20"/>
-        </w:rPr>
-        <w:t>Resin effect on bile acids.</w:t>
-      </w:r>
-      <w:r>
-        <w:rPr>
-          <w:b w:val="0"/>
-          <w:i w:val="0"/>
-          <w:sz w:val="20"/>
-        </w:rPr>
-        <w:t xml:space="preserve"> When resins deplete the bile acid pool, cholesterol 7-alpha hydroxylase activity increases and converts more cholesterol to bile acids. The liver also adds LDL receptors, increasing VLDL and LDL removal.</w:t>
-      </w:r>
-    </w:p>
-    <w:p>
-      <w:pPr>
-        <w:pStyle w:val="ListBullet"/>
-        <w:spacing w:after="40"/>
-      </w:pPr>
-      <w:r>
-        <w:rPr>
-          <w:b/>
-          <w:i w:val="0"/>
-          <w:sz w:val="20"/>
-        </w:rPr>
-        <w:t>Long-term resin risk.</w:t>
-      </w:r>
-      <w:r>
-        <w:rPr>
-          <w:b w:val="0"/>
-          <w:i w:val="0"/>
-          <w:sz w:val="20"/>
-        </w:rPr>
         <w:t xml:space="preserve"> Resins such as cholestyramine cause malabsorption of the fat-soluble vitamins A, D, E and K and of folic acid.</w:t>
-      </w:r>
-    </w:p>
-    <w:p>
-      <w:pPr>
-        <w:pStyle w:val="ListBullet"/>
-        <w:spacing w:after="40"/>
-      </w:pPr>
-      <w:r>
-        <w:rPr>
-          <w:b/>
-          <w:i w:val="0"/>
-          <w:sz w:val="20"/>
-        </w:rPr>
-        <w:t>Rebound hyperemia.</w:t>
-      </w:r>
-      <w:r>
-        <w:rPr>
-          <w:b w:val="0"/>
-          <w:i w:val="0"/>
-          <w:sz w:val="20"/>
-        </w:rPr>
-        <w:t xml:space="preserve"> Naphazoline, a topical vasoconstrictor eye drop, causes rebound hyperemia after discontinuation if used for too long. Nasal decongestant sprays share the risk.</w:t>
-      </w:r>
-    </w:p>
-    <w:p>
-      <w:pPr>
-        <w:pStyle w:val="ListBullet"/>
-        <w:spacing w:after="40"/>
-      </w:pPr>
-      <w:r>
-        <w:rPr>
-          <w:b/>
-          <w:i w:val="0"/>
-          <w:sz w:val="20"/>
-        </w:rPr>
-        <w:t>Vasoconstrictor eye drop duration.</w:t>
-      </w:r>
-      <w:r>
-        <w:rPr>
-          <w:b w:val="0"/>
-          <w:i w:val="0"/>
-          <w:sz w:val="20"/>
-        </w:rPr>
-        <w:t xml:space="preserve"> Use is for the short term, less than two weeks. Prolonged use leads to rebound hyperemia after the drops are stopped.</w:t>
-      </w:r>
-    </w:p>
-    <w:p>
-      <w:pPr>
-        <w:pStyle w:val="ListBullet"/>
-        <w:spacing w:after="40"/>
-      </w:pPr>
-      <w:r>
-        <w:rPr>
-          <w:b/>
-          <w:i w:val="0"/>
-          <w:sz w:val="20"/>
-        </w:rPr>
-        <w:t>Redness-relief drop duration.</w:t>
-      </w:r>
-      <w:r>
-        <w:rPr>
-          <w:b w:val="0"/>
-          <w:i w:val="0"/>
-          <w:sz w:val="20"/>
-        </w:rPr>
-        <w:t xml:space="preserve"> Use should be no more than two weeks. If there is no improvement within 72 hours, the patient should stop and be seen.</w:t>
-      </w:r>
-    </w:p>
-    <w:p>
-      <w:pPr>
-        <w:pStyle w:val="ListBullet"/>
-        <w:spacing w:after="40"/>
-      </w:pPr>
-      <w:r>
-        <w:rPr>
-          <w:b/>
-          <w:i w:val="0"/>
-          <w:sz w:val="20"/>
-        </w:rPr>
-        <w:t>No improvement with vasoconstrictor drops.</w:t>
-      </w:r>
-      <w:r>
-        <w:rPr>
-          <w:b w:val="0"/>
-          <w:i w:val="0"/>
-          <w:sz w:val="20"/>
-        </w:rPr>
-        <w:t xml:space="preserve"> No improvement within 72 hours is the trigger to stop the drop and see a provider, because something more serious may be going on.</w:t>
-      </w:r>
-    </w:p>
-    <w:p>
-      <w:pPr>
-        <w:pStyle w:val="ListBullet"/>
-        <w:spacing w:after="40"/>
-      </w:pPr>
-      <w:r>
-        <w:rPr>
-          <w:b/>
-          <w:i w:val="0"/>
-          <w:sz w:val="20"/>
-        </w:rPr>
-        <w:t>Rebound hyperemia counseling.</w:t>
-      </w:r>
-      <w:r>
-        <w:rPr>
-          <w:b w:val="0"/>
-          <w:i w:val="0"/>
-          <w:sz w:val="20"/>
-        </w:rPr>
-        <w:t xml:space="preserve"> Beyond about two weeks of daily redness-relief drops, stopping leaves the eye redder than it started. This is rebound hyperemia.</w:t>
       </w:r>
     </w:p>
     <w:p>
